--- a/templates_docx/sms_ps_intimation.docx
+++ b/templates_docx/sms_ps_intimation.docx
@@ -1,6 +1,6 @@
 
 <file path=word/document.xml><?xml version="1.0" encoding="utf-8"?>
-<w:document xmlns:wpc="http://schemas.microsoft.com/office/word/2010/wordprocessingCanvas" xmlns:cx="http://schemas.microsoft.com/office/drawing/2014/chartex" xmlns:cx1="http://schemas.microsoft.com/office/drawing/2015/9/8/chartex" xmlns:cx2="http://schemas.microsoft.com/office/drawing/2015/10/21/chartex" xmlns:cx3="http://schemas.microsoft.com/office/drawing/2016/5/9/chartex" xmlns:cx4="http://schemas.microsoft.com/office/drawing/2016/5/10/chartex" xmlns:cx5="http://schemas.microsoft.com/office/drawing/2016/5/11/chartex" xmlns:cx6="http://schemas.microsoft.com/office/drawing/2016/5/12/chartex" xmlns:cx7="http://schemas.microsoft.com/office/drawing/2016/5/13/chartex" xmlns:cx8="http://schemas.microsoft.com/office/drawing/2016/5/14/chartex" xmlns:mc="http://schemas.openxmlformats.org/markup-compatibility/2006" xmlns:aink="http://schemas.microsoft.com/office/drawing/2016/ink" xmlns:am3d="http://schemas.microsoft.com/office/drawing/2017/model3d" xmlns:o="urn:schemas-microsoft-com:office:office" xmlns:oel="http://schemas.microsoft.com/office/2019/extlst" xmlns:r="http://schemas.openxmlformats.org/officeDocument/2006/relationships" xmlns:m="http://schemas.openxmlformats.org/officeDocument/2006/math" xmlns:v="urn:schemas-microsoft-com:vml" xmlns:wp14="http://schemas.microsoft.com/office/word/2010/wordprocessingDrawing" xmlns:wp="http://schemas.openxmlformats.org/drawingml/2006/wordprocessingDrawing" xmlns:w10="urn:schemas-microsoft-com:office:word" xmlns:w="http://schemas.openxmlformats.org/wordprocessingml/2006/main" xmlns:w14="http://schemas.microsoft.com/office/word/2010/wordml" xmlns:w15="http://schemas.microsoft.com/office/word/2012/wordml" xmlns:w16cex="http://schemas.microsoft.com/office/word/2018/wordml/cex" xmlns:w16cid="http://schemas.microsoft.com/office/word/2016/wordml/cid" xmlns:w16="http://schemas.microsoft.com/office/word/2018/wordml" xmlns:w16du="http://schemas.microsoft.com/office/word/2023/wordml/word16du" xmlns:w16sdtdh="http://schemas.microsoft.com/office/word/2020/wordml/sdtdatahash" xmlns:w16sdtfl="http://schemas.microsoft.com/office/word/2024/wordml/sdtformatlock" xmlns:w16se="http://schemas.microsoft.com/office/word/2015/wordml/symex" xmlns:wpg="http://schemas.microsoft.com/office/word/2010/wordprocessingGroup" xmlns:wpi="http://schemas.microsoft.com/office/word/2010/wordprocessingInk" xmlns:wne="http://schemas.microsoft.com/office/word/2006/wordml" xmlns:wps="http://schemas.microsoft.com/office/word/2010/wordprocessingShape" mc:Ignorable="w14 w15 w16se w16cid w16 w16cex w16sdtdh w16sdtfl w16du wp14">
+<w:document xmlns:wpc="http://schemas.microsoft.com/office/word/2010/wordprocessingCanvas" xmlns:cx="http://schemas.microsoft.com/office/drawing/2014/chartex" xmlns:cx1="http://schemas.microsoft.com/office/drawing/2015/9/8/chartex" xmlns:cx2="http://schemas.microsoft.com/office/drawing/2015/10/21/chartex" xmlns:cx3="http://schemas.microsoft.com/office/drawing/2016/5/9/chartex" xmlns:cx4="http://schemas.microsoft.com/office/drawing/2016/5/10/chartex" xmlns:cx5="http://schemas.microsoft.com/office/drawing/2016/5/11/chartex" xmlns:cx6="http://schemas.microsoft.com/office/drawing/2016/5/12/chartex" xmlns:cx7="http://schemas.microsoft.com/office/drawing/2016/5/13/chartex" xmlns:cx8="http://schemas.microsoft.com/office/drawing/2016/5/14/chartex" xmlns:mc="http://schemas.openxmlformats.org/markup-compatibility/2006" xmlns:aink="http://schemas.microsoft.com/office/drawing/2016/ink" xmlns:am3d="http://schemas.microsoft.com/office/drawing/2017/model3d" xmlns:o="urn:schemas-microsoft-com:office:office" xmlns:r="http://schemas.openxmlformats.org/officeDocument/2006/relationships" xmlns:m="http://schemas.openxmlformats.org/officeDocument/2006/math" xmlns:v="urn:schemas-microsoft-com:vml" xmlns:wp14="http://schemas.microsoft.com/office/word/2010/wordprocessingDrawing" xmlns:wp="http://schemas.openxmlformats.org/drawingml/2006/wordprocessingDrawing" xmlns:w10="urn:schemas-microsoft-com:office:word" xmlns:w="http://schemas.openxmlformats.org/wordprocessingml/2006/main" xmlns:w14="http://schemas.microsoft.com/office/word/2010/wordml" xmlns:w15="http://schemas.microsoft.com/office/word/2012/wordml" xmlns:w16cex="http://schemas.microsoft.com/office/word/2018/wordml/cex" xmlns:w16cid="http://schemas.microsoft.com/office/word/2016/wordml/cid" xmlns:w16="http://schemas.microsoft.com/office/word/2018/wordml" xmlns:w16sdtdh="http://schemas.microsoft.com/office/word/2020/wordml/sdtdatahash" xmlns:w16se="http://schemas.microsoft.com/office/word/2015/wordml/symex" xmlns:wpg="http://schemas.microsoft.com/office/word/2010/wordprocessingGroup" xmlns:wpi="http://schemas.microsoft.com/office/word/2010/wordprocessingInk" xmlns:wne="http://schemas.microsoft.com/office/word/2006/wordml" xmlns:wps="http://schemas.microsoft.com/office/word/2010/wordprocessingShape" mc:Ignorable="w14 w15 w16se w16cid w16 w16cex w16sdtdh wp14">
   <w:body>
     <w:p>
       <w:pPr>
@@ -8,6 +8,11 @@
         <w:spacing w:before="55"/>
         <w:ind w:left="0"/>
         <w:jc w:val="center"/>
+        <w:rPr>
+          <w:rFonts w:ascii="Arial" w:hAnsi="Arial" w:cs="Arial"/>
+          <w:sz w:val="22"/>
+          <w:szCs w:val="22"/>
+        </w:rPr>
       </w:pPr>
     </w:p>
     <w:p>
@@ -18,74 +23,164 @@
         </w:tabs>
         <w:ind w:left="369"/>
         <w:jc w:val="center"/>
+        <w:rPr>
+          <w:rFonts w:ascii="Arial" w:hAnsi="Arial" w:cs="Arial"/>
+          <w:sz w:val="22"/>
+          <w:szCs w:val="22"/>
+        </w:rPr>
       </w:pPr>
       <w:r>
         <w:rPr>
+          <w:rFonts w:ascii="Arial" w:hAnsi="Arial" w:cs="Arial"/>
           <w:spacing w:val="-6"/>
           <w:w w:val="90"/>
+          <w:sz w:val="24"/>
+          <w:szCs w:val="24"/>
         </w:rPr>
         <w:t>Seize</w:t>
       </w:r>
       <w:r>
         <w:rPr>
+          <w:rFonts w:ascii="Arial" w:hAnsi="Arial" w:cs="Arial"/>
           <w:spacing w:val="2"/>
-        </w:rPr>
-        <w:t xml:space="preserve"> </w:t>
-      </w:r>
-      <w:r>
-        <w:rPr>
+          <w:sz w:val="24"/>
+          <w:szCs w:val="24"/>
+        </w:rPr>
+        <w:t xml:space="preserve"> </w:t>
+      </w:r>
+      <w:r>
+        <w:rPr>
+          <w:rFonts w:ascii="Arial" w:hAnsi="Arial" w:cs="Arial"/>
           <w:spacing w:val="-6"/>
           <w:w w:val="90"/>
+          <w:sz w:val="24"/>
+          <w:szCs w:val="24"/>
         </w:rPr>
         <w:t>Intimation</w:t>
       </w:r>
       <w:r>
         <w:rPr>
+          <w:rFonts w:ascii="Arial" w:hAnsi="Arial" w:cs="Arial"/>
           <w:spacing w:val="-15"/>
           <w:w w:val="90"/>
+          <w:sz w:val="24"/>
+          <w:szCs w:val="24"/>
         </w:rPr>
         <w:t xml:space="preserve"> </w:t>
       </w:r>
       <w:proofErr w:type="gramStart"/>
       <w:r>
         <w:rPr>
+          <w:rFonts w:ascii="Arial" w:hAnsi="Arial" w:cs="Arial"/>
           <w:spacing w:val="-6"/>
           <w:w w:val="90"/>
+          <w:sz w:val="24"/>
+          <w:szCs w:val="24"/>
         </w:rPr>
         <w:t>To</w:t>
       </w:r>
       <w:proofErr w:type="gramEnd"/>
       <w:r>
         <w:rPr>
+          <w:rFonts w:ascii="Arial" w:hAnsi="Arial" w:cs="Arial"/>
           <w:spacing w:val="-9"/>
-        </w:rPr>
-        <w:t xml:space="preserve"> </w:t>
-      </w:r>
-      <w:r>
-        <w:rPr>
+          <w:sz w:val="24"/>
+          <w:szCs w:val="24"/>
+        </w:rPr>
+        <w:t xml:space="preserve"> </w:t>
+      </w:r>
+      <w:r>
+        <w:rPr>
+          <w:rFonts w:ascii="Arial" w:hAnsi="Arial" w:cs="Arial"/>
           <w:spacing w:val="-6"/>
           <w:w w:val="90"/>
+          <w:sz w:val="24"/>
+          <w:szCs w:val="24"/>
         </w:rPr>
         <w:t>Police</w:t>
       </w:r>
       <w:r>
+        <w:rPr>
+          <w:rFonts w:ascii="Arial" w:hAnsi="Arial" w:cs="Arial"/>
+          <w:sz w:val="22"/>
+          <w:szCs w:val="22"/>
+        </w:rPr>
         <w:tab/>
       </w:r>
+      <w:r>
+        <w:rPr>
+          <w:rFonts w:ascii="Arial" w:hAnsi="Arial" w:cs="Arial"/>
+          <w:sz w:val="22"/>
+          <w:szCs w:val="22"/>
+        </w:rPr>
+        <w:t xml:space="preserve">     </w:t>
+      </w:r>
+    </w:p>
+    <w:p>
+      <w:pPr>
+        <w:pStyle w:val="Heading1"/>
+        <w:tabs>
+          <w:tab w:val="left" w:pos="3911"/>
+        </w:tabs>
+        <w:ind w:left="369"/>
+        <w:jc w:val="center"/>
+        <w:rPr>
+          <w:rFonts w:ascii="Arial" w:hAnsi="Arial" w:cs="Arial"/>
+          <w:sz w:val="22"/>
+          <w:szCs w:val="22"/>
+        </w:rPr>
+      </w:pPr>
+      <w:r>
+        <w:rPr>
+          <w:rFonts w:ascii="Arial" w:hAnsi="Arial" w:cs="Arial"/>
+          <w:sz w:val="22"/>
+          <w:szCs w:val="22"/>
+        </w:rPr>
+        <w:t xml:space="preserve">                                                                                                </w:t>
+      </w:r>
       <w:proofErr w:type="gramStart"/>
       <w:r>
         <w:rPr>
+          <w:rFonts w:ascii="Arial" w:hAnsi="Arial" w:cs="Arial"/>
           <w:spacing w:val="-4"/>
           <w:w w:val="90"/>
+          <w:sz w:val="22"/>
+          <w:szCs w:val="22"/>
         </w:rPr>
         <w:t>Date:{</w:t>
       </w:r>
       <w:proofErr w:type="gramEnd"/>
       <w:r>
         <w:rPr>
+          <w:rFonts w:ascii="Arial" w:hAnsi="Arial" w:cs="Arial"/>
           <w:spacing w:val="-4"/>
           <w:w w:val="90"/>
-        </w:rPr>
-        <w:t>{notice_date}}</w:t>
+          <w:sz w:val="22"/>
+          <w:szCs w:val="22"/>
+        </w:rPr>
+        <w:t>{</w:t>
+      </w:r>
+      <w:proofErr w:type="spellStart"/>
+      <w:r>
+        <w:rPr>
+          <w:rFonts w:ascii="Arial" w:hAnsi="Arial" w:cs="Arial"/>
+          <w:spacing w:val="-4"/>
+          <w:w w:val="90"/>
+          <w:sz w:val="22"/>
+          <w:szCs w:val="22"/>
+        </w:rPr>
+        <w:t>notice_date</w:t>
+      </w:r>
+      <w:proofErr w:type="spellEnd"/>
+      <w:r>
+        <w:rPr>
+          <w:rFonts w:ascii="Arial" w:hAnsi="Arial" w:cs="Arial"/>
+          <w:spacing w:val="-4"/>
+          <w:w w:val="90"/>
+          <w:sz w:val="22"/>
+          <w:szCs w:val="22"/>
+        </w:rPr>
+        <w:t>}}</w:t>
       </w:r>
     </w:p>
     <w:p>
@@ -93,7 +188,10 @@
         <w:pStyle w:val="BodyText"/>
         <w:ind w:left="0"/>
         <w:rPr>
+          <w:rFonts w:ascii="Arial" w:hAnsi="Arial" w:cs="Arial"/>
           <w:b/>
+          <w:sz w:val="22"/>
+          <w:szCs w:val="22"/>
         </w:rPr>
       </w:pPr>
     </w:p>
@@ -103,32 +201,57 @@
         <w:spacing w:before="92"/>
         <w:ind w:left="0"/>
         <w:rPr>
+          <w:rFonts w:ascii="Arial" w:hAnsi="Arial" w:cs="Arial"/>
           <w:b/>
+          <w:sz w:val="22"/>
+          <w:szCs w:val="22"/>
         </w:rPr>
       </w:pPr>
     </w:p>
     <w:p>
       <w:pPr>
         <w:pStyle w:val="BodyText"/>
+        <w:rPr>
+          <w:rFonts w:ascii="Arial" w:hAnsi="Arial" w:cs="Arial"/>
+          <w:b/>
+          <w:bCs/>
+          <w:sz w:val="22"/>
+          <w:szCs w:val="22"/>
+        </w:rPr>
       </w:pPr>
       <w:r>
         <w:rPr>
-          <w:spacing w:val="-8"/>
-          <w:w w:val="90"/>
+          <w:rFonts w:ascii="Arial" w:hAnsi="Arial" w:cs="Arial"/>
+          <w:b/>
+          <w:bCs/>
+          <w:spacing w:val="-8"/>
+          <w:w w:val="90"/>
+          <w:sz w:val="22"/>
+          <w:szCs w:val="22"/>
         </w:rPr>
         <w:t>Place:</w:t>
       </w:r>
       <w:r>
         <w:rPr>
+          <w:rFonts w:ascii="Arial" w:hAnsi="Arial" w:cs="Arial"/>
+          <w:b/>
+          <w:bCs/>
           <w:spacing w:val="-10"/>
           <w:w w:val="90"/>
-        </w:rPr>
-        <w:t xml:space="preserve"> </w:t>
-      </w:r>
-      <w:r>
-        <w:rPr>
-          <w:spacing w:val="-8"/>
-          <w:w w:val="90"/>
+          <w:sz w:val="22"/>
+          <w:szCs w:val="22"/>
+        </w:rPr>
+        <w:t xml:space="preserve"> </w:t>
+      </w:r>
+      <w:r>
+        <w:rPr>
+          <w:rFonts w:ascii="Arial" w:hAnsi="Arial" w:cs="Arial"/>
+          <w:b/>
+          <w:bCs/>
+          <w:spacing w:val="-8"/>
+          <w:w w:val="90"/>
+          <w:sz w:val="22"/>
+          <w:szCs w:val="22"/>
         </w:rPr>
         <w:t>{{place}}</w:t>
       </w:r>
@@ -137,6 +260,13 @@
       <w:pPr>
         <w:pStyle w:val="BodyText"/>
         <w:ind w:left="0"/>
+        <w:rPr>
+          <w:rFonts w:ascii="Arial" w:hAnsi="Arial" w:cs="Arial"/>
+          <w:b/>
+          <w:bCs/>
+          <w:sz w:val="22"/>
+          <w:szCs w:val="22"/>
+        </w:rPr>
       </w:pPr>
     </w:p>
     <w:p>
@@ -144,16 +274,35 @@
         <w:pStyle w:val="BodyText"/>
         <w:spacing w:before="92"/>
         <w:ind w:left="0"/>
+        <w:rPr>
+          <w:rFonts w:ascii="Arial" w:hAnsi="Arial" w:cs="Arial"/>
+          <w:b/>
+          <w:bCs/>
+          <w:sz w:val="22"/>
+          <w:szCs w:val="22"/>
+        </w:rPr>
       </w:pPr>
     </w:p>
     <w:p>
       <w:pPr>
         <w:pStyle w:val="BodyText"/>
         <w:spacing w:before="1"/>
+        <w:rPr>
+          <w:rFonts w:ascii="Arial" w:hAnsi="Arial" w:cs="Arial"/>
+          <w:b/>
+          <w:bCs/>
+          <w:sz w:val="22"/>
+          <w:szCs w:val="22"/>
+        </w:rPr>
       </w:pPr>
       <w:r>
         <w:rPr>
+          <w:rFonts w:ascii="Arial" w:hAnsi="Arial" w:cs="Arial"/>
+          <w:b/>
+          <w:bCs/>
           <w:spacing w:val="-5"/>
+          <w:sz w:val="22"/>
+          <w:szCs w:val="22"/>
         </w:rPr>
         <w:t>To,</w:t>
       </w:r>
@@ -162,79 +311,132 @@
       <w:pPr>
         <w:pStyle w:val="Heading1"/>
         <w:spacing w:before="155"/>
+        <w:rPr>
+          <w:rFonts w:ascii="Arial" w:hAnsi="Arial" w:cs="Arial"/>
+          <w:spacing w:val="-4"/>
+          <w:w w:val="90"/>
+          <w:sz w:val="22"/>
+          <w:szCs w:val="22"/>
+        </w:rPr>
       </w:pPr>
       <w:r>
         <w:rPr>
+          <w:rFonts w:ascii="Arial" w:hAnsi="Arial" w:cs="Arial"/>
           <w:spacing w:val="-4"/>
           <w:w w:val="90"/>
+          <w:sz w:val="22"/>
+          <w:szCs w:val="22"/>
         </w:rPr>
         <w:t>The</w:t>
       </w:r>
       <w:r>
         <w:rPr>
+          <w:rFonts w:ascii="Arial" w:hAnsi="Arial" w:cs="Arial"/>
           <w:spacing w:val="-3"/>
-        </w:rPr>
-        <w:t xml:space="preserve"> </w:t>
-      </w:r>
-      <w:r>
-        <w:rPr>
+          <w:sz w:val="22"/>
+          <w:szCs w:val="22"/>
+        </w:rPr>
+        <w:t xml:space="preserve"> </w:t>
+      </w:r>
+      <w:r>
+        <w:rPr>
+          <w:rFonts w:ascii="Arial" w:hAnsi="Arial" w:cs="Arial"/>
           <w:spacing w:val="-4"/>
           <w:w w:val="90"/>
+          <w:sz w:val="22"/>
+          <w:szCs w:val="22"/>
         </w:rPr>
         <w:t>Inspector</w:t>
       </w:r>
       <w:r>
         <w:rPr>
+          <w:rFonts w:ascii="Arial" w:hAnsi="Arial" w:cs="Arial"/>
           <w:spacing w:val="-18"/>
           <w:w w:val="90"/>
-        </w:rPr>
-        <w:t xml:space="preserve"> </w:t>
-      </w:r>
-      <w:r>
-        <w:rPr>
+          <w:sz w:val="22"/>
+          <w:szCs w:val="22"/>
+        </w:rPr>
+        <w:t xml:space="preserve"> </w:t>
+      </w:r>
+      <w:r>
+        <w:rPr>
+          <w:rFonts w:ascii="Arial" w:hAnsi="Arial" w:cs="Arial"/>
           <w:spacing w:val="-4"/>
           <w:w w:val="90"/>
+          <w:sz w:val="22"/>
+          <w:szCs w:val="22"/>
         </w:rPr>
         <w:t>of</w:t>
       </w:r>
       <w:r>
         <w:rPr>
+          <w:rFonts w:ascii="Arial" w:hAnsi="Arial" w:cs="Arial"/>
           <w:spacing w:val="-10"/>
           <w:w w:val="90"/>
-        </w:rPr>
-        <w:t xml:space="preserve"> </w:t>
-      </w:r>
-      <w:r>
-        <w:rPr>
+          <w:sz w:val="22"/>
+          <w:szCs w:val="22"/>
+        </w:rPr>
+        <w:t xml:space="preserve"> </w:t>
+      </w:r>
+      <w:r>
+        <w:rPr>
+          <w:rFonts w:ascii="Arial" w:hAnsi="Arial" w:cs="Arial"/>
           <w:spacing w:val="-4"/>
           <w:w w:val="90"/>
+          <w:sz w:val="22"/>
+          <w:szCs w:val="22"/>
         </w:rPr>
         <w:t>Police</w:t>
       </w:r>
+    </w:p>
+    <w:p>
+      <w:pPr>
+        <w:pStyle w:val="Heading1"/>
+        <w:spacing w:before="155"/>
+        <w:rPr>
+          <w:rFonts w:ascii="Arial" w:hAnsi="Arial" w:cs="Arial"/>
+          <w:sz w:val="22"/>
+          <w:szCs w:val="22"/>
+        </w:rPr>
+      </w:pPr>
     </w:p>
     <w:p>
       <w:pPr>
         <w:pStyle w:val="BodyText"/>
         <w:spacing w:before="155"/>
+        <w:rPr>
+          <w:rFonts w:ascii="Arial" w:hAnsi="Arial" w:cs="Arial"/>
+          <w:sz w:val="22"/>
+          <w:szCs w:val="22"/>
+        </w:rPr>
       </w:pPr>
       <w:r>
         <w:rPr>
+          <w:rFonts w:ascii="Arial" w:hAnsi="Arial" w:cs="Arial"/>
           <w:spacing w:val="-6"/>
           <w:w w:val="90"/>
+          <w:sz w:val="22"/>
+          <w:szCs w:val="22"/>
         </w:rPr>
         <w:t>Dear</w:t>
       </w:r>
       <w:r>
         <w:rPr>
+          <w:rFonts w:ascii="Arial" w:hAnsi="Arial" w:cs="Arial"/>
           <w:spacing w:val="-6"/>
           <w:w w:val="95"/>
-        </w:rPr>
-        <w:t xml:space="preserve"> </w:t>
-      </w:r>
-      <w:r>
-        <w:rPr>
+          <w:sz w:val="22"/>
+          <w:szCs w:val="22"/>
+        </w:rPr>
+        <w:t xml:space="preserve"> </w:t>
+      </w:r>
+      <w:r>
+        <w:rPr>
+          <w:rFonts w:ascii="Arial" w:hAnsi="Arial" w:cs="Arial"/>
           <w:spacing w:val="-4"/>
           <w:w w:val="95"/>
+          <w:sz w:val="22"/>
+          <w:szCs w:val="22"/>
         </w:rPr>
         <w:t>Sir,</w:t>
       </w:r>
@@ -243,81 +445,117 @@
       <w:pPr>
         <w:pStyle w:val="BodyText"/>
         <w:spacing w:before="156"/>
+        <w:rPr>
+          <w:rFonts w:ascii="Arial" w:hAnsi="Arial" w:cs="Arial"/>
+          <w:bCs/>
+          <w:sz w:val="22"/>
+          <w:szCs w:val="22"/>
+        </w:rPr>
       </w:pPr>
       <w:r>
         <w:rPr>
+          <w:rFonts w:ascii="Arial" w:hAnsi="Arial" w:cs="Arial"/>
           <w:b/>
           <w:spacing w:val="-8"/>
           <w:w w:val="90"/>
+          <w:sz w:val="22"/>
+          <w:szCs w:val="22"/>
         </w:rPr>
         <w:t>Subject:</w:t>
       </w:r>
       <w:r>
         <w:rPr>
+          <w:rFonts w:ascii="Arial" w:hAnsi="Arial" w:cs="Arial"/>
           <w:b/>
           <w:spacing w:val="-6"/>
-        </w:rPr>
-        <w:t xml:space="preserve"> </w:t>
-      </w:r>
-      <w:r>
-        <w:rPr>
-          <w:spacing w:val="-8"/>
-          <w:w w:val="90"/>
+          <w:sz w:val="22"/>
+          <w:szCs w:val="22"/>
+        </w:rPr>
+        <w:t xml:space="preserve"> </w:t>
+      </w:r>
+      <w:r>
+        <w:rPr>
+          <w:rFonts w:ascii="Arial" w:hAnsi="Arial" w:cs="Arial"/>
+          <w:bCs/>
+          <w:spacing w:val="-6"/>
+          <w:sz w:val="22"/>
+          <w:szCs w:val="22"/>
+        </w:rPr>
+        <w:t xml:space="preserve">Intimation for </w:t>
+      </w:r>
+      <w:r>
+        <w:rPr>
+          <w:rFonts w:ascii="Arial" w:hAnsi="Arial" w:cs="Arial"/>
+          <w:bCs/>
+          <w:spacing w:val="-8"/>
+          <w:w w:val="90"/>
+          <w:sz w:val="22"/>
+          <w:szCs w:val="22"/>
         </w:rPr>
         <w:t>Repossession</w:t>
       </w:r>
       <w:r>
         <w:rPr>
-          <w:spacing w:val="-12"/>
-          <w:w w:val="90"/>
-        </w:rPr>
-        <w:t xml:space="preserve"> </w:t>
-      </w:r>
-      <w:r>
-        <w:rPr>
-          <w:spacing w:val="-8"/>
-          <w:w w:val="90"/>
-        </w:rPr>
-        <w:t>intimation</w:t>
-      </w:r>
-      <w:r>
-        <w:rPr>
-          <w:spacing w:val="-12"/>
-          <w:w w:val="90"/>
-        </w:rPr>
-        <w:t xml:space="preserve"> </w:t>
-      </w:r>
-      <w:r>
-        <w:rPr>
-          <w:spacing w:val="-8"/>
-          <w:w w:val="90"/>
+          <w:rFonts w:ascii="Arial" w:hAnsi="Arial" w:cs="Arial"/>
+          <w:bCs/>
+          <w:spacing w:val="-12"/>
+          <w:w w:val="90"/>
+          <w:sz w:val="22"/>
+          <w:szCs w:val="22"/>
+        </w:rPr>
+        <w:t xml:space="preserve"> </w:t>
+      </w:r>
+      <w:r>
+        <w:rPr>
+          <w:rFonts w:ascii="Arial" w:hAnsi="Arial" w:cs="Arial"/>
+          <w:bCs/>
+          <w:spacing w:val="-8"/>
+          <w:w w:val="90"/>
+          <w:sz w:val="22"/>
+          <w:szCs w:val="22"/>
         </w:rPr>
         <w:t>of</w:t>
       </w:r>
       <w:r>
         <w:rPr>
+          <w:rFonts w:ascii="Arial" w:hAnsi="Arial" w:cs="Arial"/>
+          <w:bCs/>
           <w:spacing w:val="-13"/>
           <w:w w:val="90"/>
-        </w:rPr>
-        <w:t xml:space="preserve"> </w:t>
-      </w:r>
-      <w:r>
-        <w:rPr>
-          <w:spacing w:val="-8"/>
-          <w:w w:val="90"/>
+          <w:sz w:val="22"/>
+          <w:szCs w:val="22"/>
+        </w:rPr>
+        <w:t xml:space="preserve"> </w:t>
+      </w:r>
+      <w:r>
+        <w:rPr>
+          <w:rFonts w:ascii="Arial" w:hAnsi="Arial" w:cs="Arial"/>
+          <w:bCs/>
+          <w:spacing w:val="-8"/>
+          <w:w w:val="90"/>
+          <w:sz w:val="22"/>
+          <w:szCs w:val="22"/>
         </w:rPr>
         <w:t>the</w:t>
       </w:r>
       <w:r>
         <w:rPr>
+          <w:rFonts w:ascii="Arial" w:hAnsi="Arial" w:cs="Arial"/>
+          <w:bCs/>
           <w:spacing w:val="-4"/>
-        </w:rPr>
-        <w:t xml:space="preserve"> </w:t>
-      </w:r>
-      <w:r>
-        <w:rPr>
-          <w:spacing w:val="-8"/>
-          <w:w w:val="90"/>
+          <w:sz w:val="22"/>
+          <w:szCs w:val="22"/>
+        </w:rPr>
+        <w:t xml:space="preserve"> </w:t>
+      </w:r>
+      <w:r>
+        <w:rPr>
+          <w:rFonts w:ascii="Arial" w:hAnsi="Arial" w:cs="Arial"/>
+          <w:bCs/>
+          <w:spacing w:val="-8"/>
+          <w:w w:val="90"/>
+          <w:sz w:val="22"/>
+          <w:szCs w:val="22"/>
         </w:rPr>
         <w:t>vehicle</w:t>
       </w:r>
@@ -327,39 +565,83 @@
         <w:pStyle w:val="BodyText"/>
         <w:spacing w:before="144"/>
         <w:ind w:left="0"/>
+        <w:rPr>
+          <w:rFonts w:ascii="Arial" w:hAnsi="Arial" w:cs="Arial"/>
+          <w:sz w:val="22"/>
+          <w:szCs w:val="22"/>
+        </w:rPr>
       </w:pPr>
     </w:p>
     <w:p>
       <w:pPr>
         <w:pStyle w:val="BodyText"/>
+        <w:rPr>
+          <w:rFonts w:ascii="Arial" w:hAnsi="Arial" w:cs="Arial"/>
+          <w:sz w:val="22"/>
+          <w:szCs w:val="22"/>
+        </w:rPr>
       </w:pPr>
       <w:r>
         <w:rPr>
-          <w:spacing w:val="-8"/>
-          <w:w w:val="90"/>
+          <w:rFonts w:ascii="Arial" w:hAnsi="Arial" w:cs="Arial"/>
+          <w:spacing w:val="-8"/>
+          <w:w w:val="90"/>
+          <w:sz w:val="22"/>
+          <w:szCs w:val="22"/>
         </w:rPr>
         <w:t>Registration</w:t>
       </w:r>
       <w:r>
         <w:rPr>
+          <w:rFonts w:ascii="Arial" w:hAnsi="Arial" w:cs="Arial"/>
           <w:spacing w:val="-14"/>
           <w:w w:val="90"/>
-        </w:rPr>
-        <w:t xml:space="preserve"> </w:t>
-      </w:r>
-      <w:r>
-        <w:rPr>
-          <w:spacing w:val="-8"/>
-          <w:w w:val="90"/>
+          <w:sz w:val="22"/>
+          <w:szCs w:val="22"/>
+        </w:rPr>
+        <w:t xml:space="preserve"> </w:t>
+      </w:r>
+      <w:r>
+        <w:rPr>
+          <w:rFonts w:ascii="Arial" w:hAnsi="Arial" w:cs="Arial"/>
+          <w:spacing w:val="-8"/>
+          <w:w w:val="90"/>
+          <w:sz w:val="22"/>
+          <w:szCs w:val="22"/>
         </w:rPr>
         <w:t>Number:</w:t>
       </w:r>
       <w:r>
         <w:rPr>
+          <w:rFonts w:ascii="Arial" w:hAnsi="Arial" w:cs="Arial"/>
           <w:spacing w:val="-16"/>
           <w:w w:val="90"/>
-        </w:rPr>
-        <w:t xml:space="preserve"> {{vehicle_no}}</w:t>
+          <w:sz w:val="22"/>
+          <w:szCs w:val="22"/>
+        </w:rPr>
+        <w:t xml:space="preserve"> {{</w:t>
+      </w:r>
+      <w:proofErr w:type="spellStart"/>
+      <w:r>
+        <w:rPr>
+          <w:rFonts w:ascii="Arial" w:hAnsi="Arial" w:cs="Arial"/>
+          <w:spacing w:val="-16"/>
+          <w:w w:val="90"/>
+          <w:sz w:val="22"/>
+          <w:szCs w:val="22"/>
+        </w:rPr>
+        <w:t>vehicle_no</w:t>
+      </w:r>
+      <w:proofErr w:type="spellEnd"/>
+      <w:r>
+        <w:rPr>
+          <w:rFonts w:ascii="Arial" w:hAnsi="Arial" w:cs="Arial"/>
+          <w:spacing w:val="-16"/>
+          <w:w w:val="90"/>
+          <w:sz w:val="22"/>
+          <w:szCs w:val="22"/>
+        </w:rPr>
+        <w:t>}}</w:t>
       </w:r>
     </w:p>
     <w:p>
@@ -368,28 +650,40 @@
         <w:spacing w:before="156" w:line="410" w:lineRule="auto"/>
         <w:ind w:right="7355"/>
         <w:rPr>
+          <w:rFonts w:ascii="Arial" w:hAnsi="Arial" w:cs="Arial"/>
           <w:spacing w:val="-6"/>
           <w:w w:val="90"/>
+          <w:sz w:val="22"/>
+          <w:szCs w:val="22"/>
         </w:rPr>
       </w:pPr>
       <w:r>
         <w:rPr>
+          <w:rFonts w:ascii="Arial" w:hAnsi="Arial" w:cs="Arial"/>
           <w:spacing w:val="-6"/>
           <w:w w:val="90"/>
+          <w:sz w:val="22"/>
+          <w:szCs w:val="22"/>
         </w:rPr>
         <w:t>Vehicle Make/Model:</w:t>
       </w:r>
       <w:r>
         <w:rPr>
+          <w:rFonts w:ascii="Arial" w:hAnsi="Arial" w:cs="Arial"/>
           <w:spacing w:val="-17"/>
           <w:w w:val="90"/>
-        </w:rPr>
-        <w:t xml:space="preserve"> </w:t>
-      </w:r>
-      <w:r>
-        <w:rPr>
+          <w:sz w:val="22"/>
+          <w:szCs w:val="22"/>
+        </w:rPr>
+        <w:t xml:space="preserve"> </w:t>
+      </w:r>
+      <w:r>
+        <w:rPr>
+          <w:rFonts w:ascii="Arial" w:hAnsi="Arial" w:cs="Arial"/>
           <w:spacing w:val="-6"/>
           <w:w w:val="90"/>
+          <w:sz w:val="22"/>
+          <w:szCs w:val="22"/>
         </w:rPr>
         <w:t>{{model}}</w:t>
       </w:r>
@@ -397,81 +691,161 @@
     <w:p>
       <w:pPr>
         <w:pStyle w:val="BodyText"/>
-        <w:spacing w:before="156" w:line="410" w:lineRule="auto"/>
+        <w:spacing w:line="410" w:lineRule="auto"/>
         <w:ind w:left="77" w:right="7355"/>
         <w:rPr>
+          <w:rFonts w:ascii="Arial" w:hAnsi="Arial" w:cs="Arial"/>
           <w:spacing w:val="-6"/>
           <w:w w:val="90"/>
+          <w:sz w:val="22"/>
+          <w:szCs w:val="22"/>
         </w:rPr>
       </w:pPr>
       <w:r>
         <w:rPr>
+          <w:rFonts w:ascii="Arial" w:hAnsi="Arial" w:cs="Arial"/>
           <w:spacing w:val="-10"/>
+          <w:sz w:val="22"/>
+          <w:szCs w:val="22"/>
         </w:rPr>
         <w:t>Engine</w:t>
       </w:r>
       <w:r>
         <w:rPr>
+          <w:rFonts w:ascii="Arial" w:hAnsi="Arial" w:cs="Arial"/>
           <w:spacing w:val="-13"/>
-        </w:rPr>
-        <w:t xml:space="preserve"> </w:t>
-      </w:r>
-      <w:r>
-        <w:rPr>
+          <w:sz w:val="22"/>
+          <w:szCs w:val="22"/>
+        </w:rPr>
+        <w:t xml:space="preserve"> </w:t>
+      </w:r>
+      <w:r>
+        <w:rPr>
+          <w:rFonts w:ascii="Arial" w:hAnsi="Arial" w:cs="Arial"/>
           <w:spacing w:val="-10"/>
+          <w:sz w:val="22"/>
+          <w:szCs w:val="22"/>
         </w:rPr>
         <w:t>Number:</w:t>
       </w:r>
       <w:r>
         <w:rPr>
+          <w:rFonts w:ascii="Arial" w:hAnsi="Arial" w:cs="Arial"/>
           <w:spacing w:val="-25"/>
-        </w:rPr>
-        <w:t xml:space="preserve"> </w:t>
-      </w:r>
-      <w:r>
-        <w:rPr>
+          <w:sz w:val="22"/>
+          <w:szCs w:val="22"/>
+        </w:rPr>
+        <w:t xml:space="preserve"> </w:t>
+      </w:r>
+      <w:r>
+        <w:rPr>
+          <w:rFonts w:ascii="Arial" w:hAnsi="Arial" w:cs="Arial"/>
           <w:spacing w:val="-10"/>
-        </w:rPr>
-        <w:t>{{engine_number}}</w:t>
+          <w:sz w:val="22"/>
+          <w:szCs w:val="22"/>
+        </w:rPr>
+        <w:t>{{</w:t>
+      </w:r>
+      <w:proofErr w:type="spellStart"/>
+      <w:r>
+        <w:rPr>
+          <w:rFonts w:ascii="Arial" w:hAnsi="Arial" w:cs="Arial"/>
+          <w:spacing w:val="-10"/>
+          <w:sz w:val="22"/>
+          <w:szCs w:val="22"/>
+        </w:rPr>
+        <w:t>engine_number</w:t>
+      </w:r>
+      <w:proofErr w:type="spellEnd"/>
+      <w:r>
+        <w:rPr>
+          <w:rFonts w:ascii="Arial" w:hAnsi="Arial" w:cs="Arial"/>
+          <w:spacing w:val="-10"/>
+          <w:sz w:val="22"/>
+          <w:szCs w:val="22"/>
+        </w:rPr>
+        <w:t>}}</w:t>
       </w:r>
     </w:p>
     <w:p>
       <w:pPr>
         <w:pStyle w:val="BodyText"/>
+        <w:rPr>
+          <w:rFonts w:ascii="Arial" w:hAnsi="Arial" w:cs="Arial"/>
+          <w:sz w:val="22"/>
+          <w:szCs w:val="22"/>
+        </w:rPr>
       </w:pPr>
       <w:r>
         <w:rPr>
-          <w:spacing w:val="-8"/>
-          <w:w w:val="90"/>
+          <w:rFonts w:ascii="Arial" w:hAnsi="Arial" w:cs="Arial"/>
+          <w:spacing w:val="-8"/>
+          <w:w w:val="90"/>
+          <w:sz w:val="22"/>
+          <w:szCs w:val="22"/>
         </w:rPr>
         <w:t>Chassis</w:t>
       </w:r>
       <w:r>
         <w:rPr>
+          <w:rFonts w:ascii="Arial" w:hAnsi="Arial" w:cs="Arial"/>
           <w:spacing w:val="-4"/>
-        </w:rPr>
-        <w:t xml:space="preserve"> </w:t>
-      </w:r>
-      <w:r>
-        <w:rPr>
-          <w:spacing w:val="-8"/>
-          <w:w w:val="90"/>
+          <w:sz w:val="22"/>
+          <w:szCs w:val="22"/>
+        </w:rPr>
+        <w:t xml:space="preserve"> </w:t>
+      </w:r>
+      <w:r>
+        <w:rPr>
+          <w:rFonts w:ascii="Arial" w:hAnsi="Arial" w:cs="Arial"/>
+          <w:spacing w:val="-8"/>
+          <w:w w:val="90"/>
+          <w:sz w:val="22"/>
+          <w:szCs w:val="22"/>
         </w:rPr>
         <w:t>Number:</w:t>
       </w:r>
       <w:r>
         <w:rPr>
+          <w:rFonts w:ascii="Arial" w:hAnsi="Arial" w:cs="Arial"/>
           <w:spacing w:val="-13"/>
           <w:w w:val="90"/>
-        </w:rPr>
-        <w:t xml:space="preserve"> </w:t>
-      </w:r>
-      <w:r>
-        <w:rPr>
-          <w:spacing w:val="-8"/>
-          <w:w w:val="90"/>
-        </w:rPr>
-        <w:t>{{chassis_number}}</w:t>
+          <w:sz w:val="22"/>
+          <w:szCs w:val="22"/>
+        </w:rPr>
+        <w:t xml:space="preserve"> </w:t>
+      </w:r>
+      <w:r>
+        <w:rPr>
+          <w:rFonts w:ascii="Arial" w:hAnsi="Arial" w:cs="Arial"/>
+          <w:spacing w:val="-8"/>
+          <w:w w:val="90"/>
+          <w:sz w:val="22"/>
+          <w:szCs w:val="22"/>
+        </w:rPr>
+        <w:t>{{</w:t>
+      </w:r>
+      <w:proofErr w:type="spellStart"/>
+      <w:r>
+        <w:rPr>
+          <w:rFonts w:ascii="Arial" w:hAnsi="Arial" w:cs="Arial"/>
+          <w:spacing w:val="-8"/>
+          <w:w w:val="90"/>
+          <w:sz w:val="22"/>
+          <w:szCs w:val="22"/>
+        </w:rPr>
+        <w:t>chassis_number</w:t>
+      </w:r>
+      <w:proofErr w:type="spellEnd"/>
+      <w:r>
+        <w:rPr>
+          <w:rFonts w:ascii="Arial" w:hAnsi="Arial" w:cs="Arial"/>
+          <w:spacing w:val="-8"/>
+          <w:w w:val="90"/>
+          <w:sz w:val="22"/>
+          <w:szCs w:val="22"/>
+        </w:rPr>
+        <w:t>}}</w:t>
       </w:r>
     </w:p>
     <w:p>
@@ -480,58 +854,104 @@
         <w:spacing w:before="156" w:line="410" w:lineRule="auto"/>
         <w:ind w:right="6382"/>
         <w:rPr>
+          <w:rFonts w:ascii="Arial" w:hAnsi="Arial" w:cs="Arial"/>
           <w:spacing w:val="-6"/>
           <w:w w:val="90"/>
+          <w:sz w:val="22"/>
+          <w:szCs w:val="22"/>
         </w:rPr>
       </w:pPr>
       <w:r>
         <w:rPr>
+          <w:rFonts w:ascii="Arial" w:hAnsi="Arial" w:cs="Arial"/>
           <w:spacing w:val="-6"/>
           <w:w w:val="90"/>
+          <w:sz w:val="22"/>
+          <w:szCs w:val="22"/>
         </w:rPr>
         <w:t>Name</w:t>
       </w:r>
       <w:r>
         <w:rPr>
+          <w:rFonts w:ascii="Arial" w:hAnsi="Arial" w:cs="Arial"/>
           <w:spacing w:val="-9"/>
           <w:w w:val="90"/>
-        </w:rPr>
-        <w:t xml:space="preserve"> </w:t>
-      </w:r>
-      <w:r>
-        <w:rPr>
+          <w:sz w:val="22"/>
+          <w:szCs w:val="22"/>
+        </w:rPr>
+        <w:t xml:space="preserve"> </w:t>
+      </w:r>
+      <w:r>
+        <w:rPr>
+          <w:rFonts w:ascii="Arial" w:hAnsi="Arial" w:cs="Arial"/>
           <w:spacing w:val="-6"/>
           <w:w w:val="90"/>
+          <w:sz w:val="22"/>
+          <w:szCs w:val="22"/>
         </w:rPr>
         <w:t>of</w:t>
       </w:r>
       <w:r>
         <w:rPr>
+          <w:rFonts w:ascii="Arial" w:hAnsi="Arial" w:cs="Arial"/>
           <w:spacing w:val="-19"/>
           <w:w w:val="90"/>
-        </w:rPr>
-        <w:t xml:space="preserve"> </w:t>
-      </w:r>
-      <w:r>
-        <w:rPr>
+          <w:sz w:val="22"/>
+          <w:szCs w:val="22"/>
+        </w:rPr>
+        <w:t xml:space="preserve"> </w:t>
+      </w:r>
+      <w:r>
+        <w:rPr>
+          <w:rFonts w:ascii="Arial" w:hAnsi="Arial" w:cs="Arial"/>
           <w:spacing w:val="-6"/>
           <w:w w:val="90"/>
+          <w:sz w:val="22"/>
+          <w:szCs w:val="22"/>
         </w:rPr>
         <w:t>Borrower/Hirer:</w:t>
       </w:r>
       <w:r>
         <w:rPr>
+          <w:rFonts w:ascii="Arial" w:hAnsi="Arial" w:cs="Arial"/>
           <w:spacing w:val="-20"/>
           <w:w w:val="90"/>
-        </w:rPr>
-        <w:t xml:space="preserve"> </w:t>
-      </w:r>
-      <w:r>
-        <w:rPr>
+          <w:sz w:val="22"/>
+          <w:szCs w:val="22"/>
+        </w:rPr>
+        <w:t xml:space="preserve"> </w:t>
+      </w:r>
+      <w:r>
+        <w:rPr>
+          <w:rFonts w:ascii="Arial" w:hAnsi="Arial" w:cs="Arial"/>
           <w:spacing w:val="-6"/>
           <w:w w:val="90"/>
-        </w:rPr>
-        <w:t>{{borrower_name}}</w:t>
+          <w:sz w:val="22"/>
+          <w:szCs w:val="22"/>
+        </w:rPr>
+        <w:t>{{</w:t>
+      </w:r>
+      <w:proofErr w:type="spellStart"/>
+      <w:r>
+        <w:rPr>
+          <w:rFonts w:ascii="Arial" w:hAnsi="Arial" w:cs="Arial"/>
+          <w:spacing w:val="-6"/>
+          <w:w w:val="90"/>
+          <w:sz w:val="22"/>
+          <w:szCs w:val="22"/>
+        </w:rPr>
+        <w:t>borrower_name</w:t>
+      </w:r>
+      <w:proofErr w:type="spellEnd"/>
+      <w:r>
+        <w:rPr>
+          <w:rFonts w:ascii="Arial" w:hAnsi="Arial" w:cs="Arial"/>
+          <w:spacing w:val="-6"/>
+          <w:w w:val="90"/>
+          <w:sz w:val="22"/>
+          <w:szCs w:val="22"/>
+        </w:rPr>
+        <w:t>}}</w:t>
       </w:r>
     </w:p>
     <w:p>
@@ -539,430 +959,657 @@
         <w:pStyle w:val="BodyText"/>
         <w:spacing w:before="4" w:line="391" w:lineRule="auto"/>
         <w:ind w:right="5952"/>
+        <w:rPr>
+          <w:rFonts w:ascii="Arial" w:hAnsi="Arial" w:cs="Arial"/>
+          <w:sz w:val="22"/>
+          <w:szCs w:val="22"/>
+        </w:rPr>
       </w:pPr>
       <w:r>
         <w:rPr>
+          <w:rFonts w:ascii="Arial" w:hAnsi="Arial" w:cs="Arial"/>
           <w:spacing w:val="-4"/>
           <w:w w:val="85"/>
+          <w:sz w:val="22"/>
+          <w:szCs w:val="22"/>
         </w:rPr>
         <w:t>Address</w:t>
       </w:r>
       <w:r>
         <w:rPr>
+          <w:rFonts w:ascii="Arial" w:hAnsi="Arial" w:cs="Arial"/>
           <w:spacing w:val="-10"/>
           <w:w w:val="85"/>
-        </w:rPr>
-        <w:t xml:space="preserve"> </w:t>
-      </w:r>
-      <w:r>
-        <w:rPr>
+          <w:sz w:val="22"/>
+          <w:szCs w:val="22"/>
+        </w:rPr>
+        <w:t xml:space="preserve"> </w:t>
+      </w:r>
+      <w:r>
+        <w:rPr>
+          <w:rFonts w:ascii="Arial" w:hAnsi="Arial" w:cs="Arial"/>
           <w:spacing w:val="-4"/>
           <w:w w:val="85"/>
+          <w:sz w:val="22"/>
+          <w:szCs w:val="22"/>
         </w:rPr>
         <w:t>of</w:t>
       </w:r>
       <w:r>
         <w:rPr>
+          <w:rFonts w:ascii="Arial" w:hAnsi="Arial" w:cs="Arial"/>
           <w:spacing w:val="-22"/>
           <w:w w:val="85"/>
-        </w:rPr>
-        <w:t xml:space="preserve"> </w:t>
-      </w:r>
-      <w:r>
-        <w:rPr>
+          <w:sz w:val="22"/>
+          <w:szCs w:val="22"/>
+        </w:rPr>
+        <w:t xml:space="preserve"> </w:t>
+      </w:r>
+      <w:r>
+        <w:rPr>
+          <w:rFonts w:ascii="Arial" w:hAnsi="Arial" w:cs="Arial"/>
           <w:spacing w:val="-4"/>
           <w:w w:val="85"/>
-        </w:rPr>
-        <w:t>Borrower/Hirer:H.NO</w:t>
-      </w:r>
-      <w:r>
-        <w:rPr>
+          <w:sz w:val="22"/>
+          <w:szCs w:val="22"/>
+        </w:rPr>
+        <w:t>Borrower/</w:t>
+      </w:r>
+      <w:proofErr w:type="spellStart"/>
+      <w:r>
+        <w:rPr>
+          <w:rFonts w:ascii="Arial" w:hAnsi="Arial" w:cs="Arial"/>
           <w:spacing w:val="-4"/>
           <w:w w:val="85"/>
-        </w:rPr>
-        <w:t xml:space="preserve"> {{borrower_address}}</w:t>
+          <w:sz w:val="22"/>
+          <w:szCs w:val="22"/>
+        </w:rPr>
+        <w:t>Hirer:H.NO</w:t>
+      </w:r>
+      <w:proofErr w:type="spellEnd"/>
+      <w:r>
+        <w:rPr>
+          <w:rFonts w:ascii="Arial" w:hAnsi="Arial" w:cs="Arial"/>
+          <w:spacing w:val="-4"/>
+          <w:w w:val="85"/>
+          <w:sz w:val="22"/>
+          <w:szCs w:val="22"/>
+        </w:rPr>
+        <w:t xml:space="preserve"> {{</w:t>
+      </w:r>
+      <w:proofErr w:type="spellStart"/>
+      <w:r>
+        <w:rPr>
+          <w:rFonts w:ascii="Arial" w:hAnsi="Arial" w:cs="Arial"/>
+          <w:spacing w:val="-4"/>
+          <w:w w:val="85"/>
+          <w:sz w:val="22"/>
+          <w:szCs w:val="22"/>
+        </w:rPr>
+        <w:t>borrower_address</w:t>
+      </w:r>
+      <w:proofErr w:type="spellEnd"/>
+      <w:r>
+        <w:rPr>
+          <w:rFonts w:ascii="Arial" w:hAnsi="Arial" w:cs="Arial"/>
+          <w:spacing w:val="-4"/>
+          <w:w w:val="85"/>
+          <w:sz w:val="22"/>
+          <w:szCs w:val="22"/>
+        </w:rPr>
+        <w:t>}}</w:t>
       </w:r>
     </w:p>
     <w:p>
       <w:pPr>
         <w:pStyle w:val="BodyText"/>
-        <w:spacing w:before="21" w:line="218" w:lineRule="auto"/>
+        <w:spacing w:before="120" w:line="218" w:lineRule="auto"/>
+        <w:rPr>
+          <w:rFonts w:ascii="Arial" w:hAnsi="Arial" w:cs="Arial"/>
+          <w:sz w:val="22"/>
+          <w:szCs w:val="22"/>
+        </w:rPr>
       </w:pPr>
       <w:r>
         <w:rPr>
-          <w:spacing w:val="-12"/>
-          <w:w w:val="90"/>
+          <w:rFonts w:ascii="Arial" w:hAnsi="Arial" w:cs="Arial"/>
+          <w:spacing w:val="-12"/>
+          <w:w w:val="90"/>
+          <w:sz w:val="22"/>
+          <w:szCs w:val="22"/>
         </w:rPr>
         <w:t>The</w:t>
       </w:r>
       <w:r>
         <w:rPr>
+          <w:rFonts w:ascii="Arial" w:hAnsi="Arial" w:cs="Arial"/>
           <w:spacing w:val="-11"/>
-        </w:rPr>
-        <w:t xml:space="preserve"> </w:t>
-      </w:r>
-      <w:r>
-        <w:rPr>
-          <w:spacing w:val="-12"/>
-          <w:w w:val="90"/>
+          <w:sz w:val="22"/>
+          <w:szCs w:val="22"/>
+        </w:rPr>
+        <w:t xml:space="preserve"> </w:t>
+      </w:r>
+      <w:r>
+        <w:rPr>
+          <w:rFonts w:ascii="Arial" w:hAnsi="Arial" w:cs="Arial"/>
+          <w:spacing w:val="-12"/>
+          <w:w w:val="90"/>
+          <w:sz w:val="22"/>
+          <w:szCs w:val="22"/>
         </w:rPr>
         <w:t>above</w:t>
       </w:r>
       <w:r>
         <w:rPr>
+          <w:rFonts w:ascii="Arial" w:hAnsi="Arial" w:cs="Arial"/>
           <w:spacing w:val="-11"/>
-        </w:rPr>
-        <w:t xml:space="preserve"> </w:t>
-      </w:r>
-      <w:r>
-        <w:rPr>
-          <w:spacing w:val="-12"/>
-          <w:w w:val="90"/>
+          <w:sz w:val="22"/>
+          <w:szCs w:val="22"/>
+        </w:rPr>
+        <w:t xml:space="preserve"> </w:t>
+      </w:r>
+      <w:r>
+        <w:rPr>
+          <w:rFonts w:ascii="Arial" w:hAnsi="Arial" w:cs="Arial"/>
+          <w:spacing w:val="-12"/>
+          <w:w w:val="90"/>
+          <w:sz w:val="22"/>
+          <w:szCs w:val="22"/>
         </w:rPr>
         <w:t>Borrower/Hirer has defaulted</w:t>
       </w:r>
       <w:r>
         <w:rPr>
+          <w:rFonts w:ascii="Arial" w:hAnsi="Arial" w:cs="Arial"/>
           <w:spacing w:val="-11"/>
-        </w:rPr>
-        <w:t xml:space="preserve"> </w:t>
-      </w:r>
-      <w:r>
-        <w:rPr>
-          <w:spacing w:val="-12"/>
-          <w:w w:val="90"/>
+          <w:sz w:val="22"/>
+          <w:szCs w:val="22"/>
+        </w:rPr>
+        <w:t xml:space="preserve"> </w:t>
+      </w:r>
+      <w:r>
+        <w:rPr>
+          <w:rFonts w:ascii="Arial" w:hAnsi="Arial" w:cs="Arial"/>
+          <w:spacing w:val="-12"/>
+          <w:w w:val="90"/>
+          <w:sz w:val="22"/>
+          <w:szCs w:val="22"/>
         </w:rPr>
         <w:t>on</w:t>
       </w:r>
       <w:r>
         <w:rPr>
+          <w:rFonts w:ascii="Arial" w:hAnsi="Arial" w:cs="Arial"/>
           <w:spacing w:val="-19"/>
           <w:w w:val="90"/>
-        </w:rPr>
-        <w:t xml:space="preserve"> </w:t>
-      </w:r>
-      <w:r>
-        <w:rPr>
-          <w:spacing w:val="-12"/>
-          <w:w w:val="90"/>
+          <w:sz w:val="22"/>
+          <w:szCs w:val="22"/>
+        </w:rPr>
+        <w:t xml:space="preserve"> </w:t>
+      </w:r>
+      <w:r>
+        <w:rPr>
+          <w:rFonts w:ascii="Arial" w:hAnsi="Arial" w:cs="Arial"/>
+          <w:spacing w:val="-12"/>
+          <w:w w:val="90"/>
+          <w:sz w:val="22"/>
+          <w:szCs w:val="22"/>
         </w:rPr>
         <w:t>the</w:t>
       </w:r>
       <w:r>
         <w:rPr>
+          <w:rFonts w:ascii="Arial" w:hAnsi="Arial" w:cs="Arial"/>
           <w:spacing w:val="-11"/>
-        </w:rPr>
-        <w:t xml:space="preserve"> </w:t>
-      </w:r>
-      <w:r>
-        <w:rPr>
-          <w:spacing w:val="-12"/>
-          <w:w w:val="90"/>
+          <w:sz w:val="22"/>
+          <w:szCs w:val="22"/>
+        </w:rPr>
+        <w:t xml:space="preserve"> </w:t>
+      </w:r>
+      <w:r>
+        <w:rPr>
+          <w:rFonts w:ascii="Arial" w:hAnsi="Arial" w:cs="Arial"/>
+          <w:spacing w:val="-12"/>
+          <w:w w:val="90"/>
+          <w:sz w:val="22"/>
+          <w:szCs w:val="22"/>
         </w:rPr>
         <w:t>scheduled</w:t>
       </w:r>
       <w:r>
         <w:rPr>
+          <w:rFonts w:ascii="Arial" w:hAnsi="Arial" w:cs="Arial"/>
           <w:spacing w:val="-11"/>
-        </w:rPr>
-        <w:t xml:space="preserve"> </w:t>
-      </w:r>
-      <w:r>
-        <w:rPr>
-          <w:spacing w:val="-12"/>
-          <w:w w:val="90"/>
+          <w:sz w:val="22"/>
+          <w:szCs w:val="22"/>
+        </w:rPr>
+        <w:t xml:space="preserve"> </w:t>
+      </w:r>
+      <w:r>
+        <w:rPr>
+          <w:rFonts w:ascii="Arial" w:hAnsi="Arial" w:cs="Arial"/>
+          <w:spacing w:val="-12"/>
+          <w:w w:val="90"/>
+          <w:sz w:val="22"/>
+          <w:szCs w:val="22"/>
         </w:rPr>
         <w:t>repayment of</w:t>
       </w:r>
       <w:r>
         <w:rPr>
+          <w:rFonts w:ascii="Arial" w:hAnsi="Arial" w:cs="Arial"/>
           <w:spacing w:val="-21"/>
           <w:w w:val="90"/>
-        </w:rPr>
-        <w:t xml:space="preserve"> </w:t>
-      </w:r>
-      <w:r>
-        <w:rPr>
-          <w:spacing w:val="-12"/>
-          <w:w w:val="90"/>
+          <w:sz w:val="22"/>
+          <w:szCs w:val="22"/>
+        </w:rPr>
+        <w:t xml:space="preserve"> </w:t>
+      </w:r>
+      <w:r>
+        <w:rPr>
+          <w:rFonts w:ascii="Arial" w:hAnsi="Arial" w:cs="Arial"/>
+          <w:spacing w:val="-12"/>
+          <w:w w:val="90"/>
+          <w:sz w:val="22"/>
+          <w:szCs w:val="22"/>
         </w:rPr>
         <w:t>his instalments amounting</w:t>
       </w:r>
       <w:r>
         <w:rPr>
+          <w:rFonts w:ascii="Arial" w:hAnsi="Arial" w:cs="Arial"/>
           <w:spacing w:val="-19"/>
           <w:w w:val="90"/>
-        </w:rPr>
-        <w:t xml:space="preserve"> </w:t>
-      </w:r>
-      <w:r>
-        <w:rPr>
-          <w:spacing w:val="-12"/>
-          <w:w w:val="90"/>
+          <w:sz w:val="22"/>
+          <w:szCs w:val="22"/>
+        </w:rPr>
+        <w:t xml:space="preserve"> </w:t>
+      </w:r>
+      <w:r>
+        <w:rPr>
+          <w:rFonts w:ascii="Arial" w:hAnsi="Arial" w:cs="Arial"/>
+          <w:spacing w:val="-12"/>
+          <w:w w:val="90"/>
+          <w:sz w:val="22"/>
+          <w:szCs w:val="22"/>
         </w:rPr>
         <w:t>of</w:t>
       </w:r>
       <w:r>
         <w:rPr>
+          <w:rFonts w:ascii="Arial" w:hAnsi="Arial" w:cs="Arial"/>
           <w:spacing w:val="-21"/>
           <w:w w:val="90"/>
+          <w:sz w:val="22"/>
+          <w:szCs w:val="22"/>
         </w:rPr>
         <w:t xml:space="preserve"> </w:t>
       </w:r>
       <w:proofErr w:type="gramStart"/>
       <w:r>
         <w:rPr>
-          <w:spacing w:val="-12"/>
-          <w:w w:val="90"/>
+          <w:rFonts w:ascii="Arial" w:hAnsi="Arial" w:cs="Arial"/>
+          <w:spacing w:val="-12"/>
+          <w:w w:val="90"/>
+          <w:sz w:val="22"/>
+          <w:szCs w:val="22"/>
         </w:rPr>
         <w:t>Rs.</w:t>
       </w:r>
       <w:r>
         <w:rPr>
-          <w:spacing w:val="-12"/>
-          <w:w w:val="90"/>
+          <w:rFonts w:ascii="Arial" w:hAnsi="Arial" w:cs="Arial"/>
+          <w:spacing w:val="-12"/>
+          <w:w w:val="90"/>
+          <w:sz w:val="22"/>
+          <w:szCs w:val="22"/>
         </w:rPr>
         <w:t>{</w:t>
       </w:r>
       <w:proofErr w:type="gramEnd"/>
       <w:r>
         <w:rPr>
-          <w:spacing w:val="-12"/>
-          <w:w w:val="90"/>
+          <w:rFonts w:ascii="Arial" w:hAnsi="Arial" w:cs="Arial"/>
+          <w:spacing w:val="-12"/>
+          <w:w w:val="90"/>
+          <w:sz w:val="22"/>
+          <w:szCs w:val="22"/>
         </w:rPr>
         <w:t>{amount}}</w:t>
       </w:r>
       <w:r>
         <w:rPr>
-          <w:spacing w:val="-12"/>
-          <w:w w:val="90"/>
+          <w:rFonts w:ascii="Arial" w:hAnsi="Arial" w:cs="Arial"/>
+          <w:spacing w:val="-12"/>
+          <w:w w:val="90"/>
+          <w:sz w:val="22"/>
+          <w:szCs w:val="22"/>
         </w:rPr>
         <w:t>.00</w:t>
       </w:r>
       <w:r>
         <w:rPr>
+          <w:rFonts w:ascii="Arial" w:hAnsi="Arial" w:cs="Arial"/>
           <w:spacing w:val="40"/>
-        </w:rPr>
-        <w:t xml:space="preserve"> </w:t>
-      </w:r>
-      <w:r>
-        <w:rPr>
-          <w:spacing w:val="-12"/>
-          <w:w w:val="90"/>
+          <w:sz w:val="22"/>
+          <w:szCs w:val="22"/>
+        </w:rPr>
+        <w:t xml:space="preserve"> </w:t>
+      </w:r>
+      <w:r>
+        <w:rPr>
+          <w:rFonts w:ascii="Arial" w:hAnsi="Arial" w:cs="Arial"/>
+          <w:spacing w:val="-12"/>
+          <w:w w:val="90"/>
+          <w:sz w:val="22"/>
+          <w:szCs w:val="22"/>
         </w:rPr>
         <w:t>and</w:t>
       </w:r>
       <w:r>
         <w:rPr>
+          <w:rFonts w:ascii="Arial" w:hAnsi="Arial" w:cs="Arial"/>
           <w:spacing w:val="-11"/>
-        </w:rPr>
-        <w:t xml:space="preserve"> </w:t>
-      </w:r>
-      <w:r>
-        <w:rPr>
-          <w:spacing w:val="-12"/>
-          <w:w w:val="90"/>
+          <w:sz w:val="22"/>
+          <w:szCs w:val="22"/>
+        </w:rPr>
+        <w:t xml:space="preserve"> </w:t>
+      </w:r>
+      <w:r>
+        <w:rPr>
+          <w:rFonts w:ascii="Arial" w:hAnsi="Arial" w:cs="Arial"/>
+          <w:spacing w:val="-12"/>
+          <w:w w:val="90"/>
+          <w:sz w:val="22"/>
+          <w:szCs w:val="22"/>
         </w:rPr>
         <w:t>thereby</w:t>
       </w:r>
       <w:r>
         <w:rPr>
+          <w:rFonts w:ascii="Arial" w:hAnsi="Arial" w:cs="Arial"/>
           <w:spacing w:val="-19"/>
           <w:w w:val="90"/>
-        </w:rPr>
-        <w:t xml:space="preserve"> </w:t>
-      </w:r>
-      <w:r>
-        <w:rPr>
-          <w:spacing w:val="-12"/>
-          <w:w w:val="90"/>
+          <w:sz w:val="22"/>
+          <w:szCs w:val="22"/>
+        </w:rPr>
+        <w:t xml:space="preserve"> </w:t>
+      </w:r>
+      <w:r>
+        <w:rPr>
+          <w:rFonts w:ascii="Arial" w:hAnsi="Arial" w:cs="Arial"/>
+          <w:spacing w:val="-12"/>
+          <w:w w:val="90"/>
+          <w:sz w:val="22"/>
+          <w:szCs w:val="22"/>
         </w:rPr>
         <w:t>has failed</w:t>
       </w:r>
       <w:r>
         <w:rPr>
+          <w:rFonts w:ascii="Arial" w:hAnsi="Arial" w:cs="Arial"/>
           <w:spacing w:val="-11"/>
-        </w:rPr>
-        <w:t xml:space="preserve"> </w:t>
-      </w:r>
-      <w:r>
-        <w:rPr>
-          <w:spacing w:val="-12"/>
-          <w:w w:val="90"/>
+          <w:sz w:val="22"/>
+          <w:szCs w:val="22"/>
+        </w:rPr>
+        <w:t xml:space="preserve"> </w:t>
+      </w:r>
+      <w:r>
+        <w:rPr>
+          <w:rFonts w:ascii="Arial" w:hAnsi="Arial" w:cs="Arial"/>
+          <w:spacing w:val="-12"/>
+          <w:w w:val="90"/>
+          <w:sz w:val="22"/>
+          <w:szCs w:val="22"/>
         </w:rPr>
         <w:t>to</w:t>
       </w:r>
       <w:r>
         <w:rPr>
+          <w:rFonts w:ascii="Arial" w:hAnsi="Arial" w:cs="Arial"/>
           <w:spacing w:val="-11"/>
-        </w:rPr>
-        <w:t xml:space="preserve"> </w:t>
-      </w:r>
-      <w:r>
-        <w:rPr>
-          <w:spacing w:val="-12"/>
-          <w:w w:val="90"/>
+          <w:sz w:val="22"/>
+          <w:szCs w:val="22"/>
+        </w:rPr>
+        <w:t xml:space="preserve"> </w:t>
+      </w:r>
+      <w:r>
+        <w:rPr>
+          <w:rFonts w:ascii="Arial" w:hAnsi="Arial" w:cs="Arial"/>
+          <w:spacing w:val="-12"/>
+          <w:w w:val="90"/>
+          <w:sz w:val="22"/>
+          <w:szCs w:val="22"/>
         </w:rPr>
         <w:t>conform</w:t>
       </w:r>
       <w:r>
         <w:rPr>
+          <w:rFonts w:ascii="Arial" w:hAnsi="Arial" w:cs="Arial"/>
           <w:spacing w:val="-30"/>
           <w:w w:val="90"/>
-        </w:rPr>
-        <w:t xml:space="preserve"> </w:t>
-      </w:r>
-      <w:r>
-        <w:rPr>
-          <w:spacing w:val="-12"/>
-          <w:w w:val="90"/>
+          <w:sz w:val="22"/>
+          <w:szCs w:val="22"/>
+        </w:rPr>
+        <w:t xml:space="preserve"> </w:t>
+      </w:r>
+      <w:r>
+        <w:rPr>
+          <w:rFonts w:ascii="Arial" w:hAnsi="Arial" w:cs="Arial"/>
+          <w:spacing w:val="-12"/>
+          <w:w w:val="90"/>
+          <w:sz w:val="22"/>
+          <w:szCs w:val="22"/>
         </w:rPr>
         <w:t>to</w:t>
       </w:r>
       <w:r>
         <w:rPr>
-          <w:spacing w:val="-8"/>
-          <w:w w:val="90"/>
+          <w:rFonts w:ascii="Arial" w:hAnsi="Arial" w:cs="Arial"/>
+          <w:spacing w:val="-8"/>
+          <w:w w:val="90"/>
+          <w:sz w:val="22"/>
+          <w:szCs w:val="22"/>
         </w:rPr>
         <w:t xml:space="preserve"> the</w:t>
       </w:r>
       <w:r>
         <w:rPr>
+          <w:rFonts w:ascii="Arial" w:hAnsi="Arial" w:cs="Arial"/>
           <w:spacing w:val="-11"/>
           <w:w w:val="90"/>
-        </w:rPr>
-        <w:t xml:space="preserve"> </w:t>
-      </w:r>
-      <w:r>
-        <w:rPr>
-          <w:spacing w:val="-8"/>
-          <w:w w:val="90"/>
+          <w:sz w:val="22"/>
+          <w:szCs w:val="22"/>
+        </w:rPr>
+        <w:t xml:space="preserve"> </w:t>
+      </w:r>
+      <w:r>
+        <w:rPr>
+          <w:rFonts w:ascii="Arial" w:hAnsi="Arial" w:cs="Arial"/>
+          <w:spacing w:val="-8"/>
+          <w:w w:val="90"/>
+          <w:sz w:val="22"/>
+          <w:szCs w:val="22"/>
         </w:rPr>
         <w:t>terms</w:t>
       </w:r>
       <w:r>
         <w:rPr>
-          <w:spacing w:val="-12"/>
-          <w:w w:val="90"/>
-        </w:rPr>
-        <w:t xml:space="preserve"> </w:t>
-      </w:r>
-      <w:r>
-        <w:rPr>
-          <w:spacing w:val="-8"/>
-          <w:w w:val="90"/>
+          <w:rFonts w:ascii="Arial" w:hAnsi="Arial" w:cs="Arial"/>
+          <w:spacing w:val="-12"/>
+          <w:w w:val="90"/>
+          <w:sz w:val="22"/>
+          <w:szCs w:val="22"/>
+        </w:rPr>
+        <w:t xml:space="preserve"> </w:t>
+      </w:r>
+      <w:r>
+        <w:rPr>
+          <w:rFonts w:ascii="Arial" w:hAnsi="Arial" w:cs="Arial"/>
+          <w:spacing w:val="-8"/>
+          <w:w w:val="90"/>
+          <w:sz w:val="22"/>
+          <w:szCs w:val="22"/>
         </w:rPr>
         <w:t>and</w:t>
       </w:r>
       <w:r>
         <w:rPr>
+          <w:rFonts w:ascii="Arial" w:hAnsi="Arial" w:cs="Arial"/>
           <w:spacing w:val="-11"/>
           <w:w w:val="90"/>
-        </w:rPr>
-        <w:t xml:space="preserve"> </w:t>
-      </w:r>
-      <w:r>
-        <w:rPr>
-          <w:spacing w:val="-8"/>
-          <w:w w:val="90"/>
+          <w:sz w:val="22"/>
+          <w:szCs w:val="22"/>
+        </w:rPr>
+        <w:t xml:space="preserve"> </w:t>
+      </w:r>
+      <w:r>
+        <w:rPr>
+          <w:rFonts w:ascii="Arial" w:hAnsi="Arial" w:cs="Arial"/>
+          <w:spacing w:val="-8"/>
+          <w:w w:val="90"/>
+          <w:sz w:val="22"/>
+          <w:szCs w:val="22"/>
         </w:rPr>
         <w:t>conditions</w:t>
       </w:r>
       <w:r>
         <w:rPr>
-          <w:spacing w:val="-12"/>
-          <w:w w:val="90"/>
-        </w:rPr>
-        <w:t xml:space="preserve"> </w:t>
-      </w:r>
-      <w:r>
-        <w:rPr>
-          <w:spacing w:val="-8"/>
-          <w:w w:val="90"/>
+          <w:rFonts w:ascii="Arial" w:hAnsi="Arial" w:cs="Arial"/>
+          <w:spacing w:val="-12"/>
+          <w:w w:val="90"/>
+          <w:sz w:val="22"/>
+          <w:szCs w:val="22"/>
+        </w:rPr>
+        <w:t xml:space="preserve"> </w:t>
+      </w:r>
+      <w:r>
+        <w:rPr>
+          <w:rFonts w:ascii="Arial" w:hAnsi="Arial" w:cs="Arial"/>
+          <w:spacing w:val="-8"/>
+          <w:w w:val="90"/>
+          <w:sz w:val="22"/>
+          <w:szCs w:val="22"/>
         </w:rPr>
         <w:t>of</w:t>
       </w:r>
       <w:r>
         <w:rPr>
+          <w:rFonts w:ascii="Arial" w:hAnsi="Arial" w:cs="Arial"/>
           <w:spacing w:val="-25"/>
           <w:w w:val="90"/>
-        </w:rPr>
-        <w:t xml:space="preserve"> </w:t>
-      </w:r>
-      <w:r>
-        <w:rPr>
-          <w:spacing w:val="-8"/>
-          <w:w w:val="90"/>
+          <w:sz w:val="22"/>
+          <w:szCs w:val="22"/>
+        </w:rPr>
+        <w:t xml:space="preserve"> </w:t>
+      </w:r>
+      <w:r>
+        <w:rPr>
+          <w:rFonts w:ascii="Arial" w:hAnsi="Arial" w:cs="Arial"/>
+          <w:spacing w:val="-8"/>
+          <w:w w:val="90"/>
+          <w:sz w:val="22"/>
+          <w:szCs w:val="22"/>
         </w:rPr>
         <w:t>the</w:t>
       </w:r>
       <w:r>
         <w:rPr>
+          <w:rFonts w:ascii="Arial" w:hAnsi="Arial" w:cs="Arial"/>
           <w:spacing w:val="-11"/>
           <w:w w:val="90"/>
-        </w:rPr>
-        <w:t xml:space="preserve"> </w:t>
-      </w:r>
-      <w:r>
-        <w:rPr>
-          <w:spacing w:val="-8"/>
-          <w:w w:val="90"/>
+          <w:sz w:val="22"/>
+          <w:szCs w:val="22"/>
+        </w:rPr>
+        <w:t xml:space="preserve"> </w:t>
+      </w:r>
+      <w:r>
+        <w:rPr>
+          <w:rFonts w:ascii="Arial" w:hAnsi="Arial" w:cs="Arial"/>
+          <w:spacing w:val="-8"/>
+          <w:w w:val="90"/>
+          <w:sz w:val="22"/>
+          <w:szCs w:val="22"/>
         </w:rPr>
         <w:t>said</w:t>
       </w:r>
       <w:r>
         <w:rPr>
+          <w:rFonts w:ascii="Arial" w:hAnsi="Arial" w:cs="Arial"/>
           <w:spacing w:val="-11"/>
           <w:w w:val="90"/>
-        </w:rPr>
-        <w:t xml:space="preserve"> </w:t>
-      </w:r>
-      <w:r>
-        <w:rPr>
-          <w:spacing w:val="-8"/>
-          <w:w w:val="90"/>
+          <w:sz w:val="22"/>
+          <w:szCs w:val="22"/>
+        </w:rPr>
+        <w:t xml:space="preserve"> </w:t>
+      </w:r>
+      <w:r>
+        <w:rPr>
+          <w:rFonts w:ascii="Arial" w:hAnsi="Arial" w:cs="Arial"/>
+          <w:spacing w:val="-8"/>
+          <w:w w:val="90"/>
+          <w:sz w:val="22"/>
+          <w:szCs w:val="22"/>
         </w:rPr>
         <w:t>agreement</w:t>
       </w:r>
       <w:r>
         <w:rPr>
+          <w:rFonts w:ascii="Arial" w:hAnsi="Arial" w:cs="Arial"/>
           <w:spacing w:val="-13"/>
           <w:w w:val="90"/>
-        </w:rPr>
-        <w:t xml:space="preserve"> </w:t>
-      </w:r>
-      <w:r>
-        <w:rPr>
-          <w:spacing w:val="-8"/>
-          <w:w w:val="90"/>
+          <w:sz w:val="22"/>
+          <w:szCs w:val="22"/>
+        </w:rPr>
+        <w:t xml:space="preserve"> </w:t>
+      </w:r>
+      <w:r>
+        <w:rPr>
+          <w:rFonts w:ascii="Arial" w:hAnsi="Arial" w:cs="Arial"/>
+          <w:spacing w:val="-8"/>
+          <w:w w:val="90"/>
+          <w:sz w:val="22"/>
+          <w:szCs w:val="22"/>
         </w:rPr>
         <w:t>executed</w:t>
       </w:r>
       <w:r>
         <w:rPr>
+          <w:rFonts w:ascii="Arial" w:hAnsi="Arial" w:cs="Arial"/>
           <w:spacing w:val="-11"/>
           <w:w w:val="90"/>
-        </w:rPr>
-        <w:t xml:space="preserve"> </w:t>
-      </w:r>
-      <w:r>
-        <w:rPr>
-          <w:spacing w:val="-8"/>
-          <w:w w:val="90"/>
+          <w:sz w:val="22"/>
+          <w:szCs w:val="22"/>
+        </w:rPr>
+        <w:t xml:space="preserve"> </w:t>
+      </w:r>
+      <w:r>
+        <w:rPr>
+          <w:rFonts w:ascii="Arial" w:hAnsi="Arial" w:cs="Arial"/>
+          <w:spacing w:val="-8"/>
+          <w:w w:val="90"/>
+          <w:sz w:val="22"/>
+          <w:szCs w:val="22"/>
         </w:rPr>
         <w:t>between</w:t>
       </w:r>
       <w:r>
         <w:rPr>
+          <w:rFonts w:ascii="Arial" w:hAnsi="Arial" w:cs="Arial"/>
           <w:spacing w:val="-23"/>
           <w:w w:val="90"/>
-        </w:rPr>
-        <w:t xml:space="preserve"> </w:t>
-      </w:r>
-      <w:r>
-        <w:rPr>
-          <w:spacing w:val="-8"/>
-          <w:w w:val="90"/>
+          <w:sz w:val="22"/>
+          <w:szCs w:val="22"/>
+        </w:rPr>
+        <w:t xml:space="preserve"> </w:t>
+      </w:r>
+      <w:r>
+        <w:rPr>
+          <w:rFonts w:ascii="Arial" w:hAnsi="Arial" w:cs="Arial"/>
+          <w:spacing w:val="-8"/>
+          <w:w w:val="90"/>
+          <w:sz w:val="22"/>
+          <w:szCs w:val="22"/>
         </w:rPr>
         <w:t>us.</w:t>
       </w:r>
@@ -971,276 +1618,404 @@
       <w:pPr>
         <w:pStyle w:val="BodyText"/>
         <w:spacing w:before="172"/>
+        <w:rPr>
+          <w:rFonts w:ascii="Arial" w:hAnsi="Arial" w:cs="Arial"/>
+          <w:sz w:val="22"/>
+          <w:szCs w:val="22"/>
+        </w:rPr>
       </w:pPr>
       <w:r>
         <w:rPr>
-          <w:spacing w:val="-8"/>
-          <w:w w:val="85"/>
+          <w:rFonts w:ascii="Arial" w:hAnsi="Arial" w:cs="Arial"/>
+          <w:spacing w:val="-8"/>
+          <w:w w:val="85"/>
+          <w:sz w:val="22"/>
+          <w:szCs w:val="22"/>
         </w:rPr>
         <w:t>Pursuant</w:t>
       </w:r>
       <w:r>
         <w:rPr>
+          <w:rFonts w:ascii="Arial" w:hAnsi="Arial" w:cs="Arial"/>
           <w:spacing w:val="-14"/>
-        </w:rPr>
-        <w:t xml:space="preserve"> </w:t>
-      </w:r>
-      <w:r>
-        <w:rPr>
-          <w:spacing w:val="-8"/>
-          <w:w w:val="85"/>
+          <w:sz w:val="22"/>
+          <w:szCs w:val="22"/>
+        </w:rPr>
+        <w:t xml:space="preserve"> </w:t>
+      </w:r>
+      <w:r>
+        <w:rPr>
+          <w:rFonts w:ascii="Arial" w:hAnsi="Arial" w:cs="Arial"/>
+          <w:spacing w:val="-8"/>
+          <w:w w:val="85"/>
+          <w:sz w:val="22"/>
+          <w:szCs w:val="22"/>
         </w:rPr>
         <w:t>to</w:t>
       </w:r>
       <w:r>
         <w:rPr>
+          <w:rFonts w:ascii="Arial" w:hAnsi="Arial" w:cs="Arial"/>
           <w:spacing w:val="-11"/>
-        </w:rPr>
-        <w:t xml:space="preserve"> </w:t>
-      </w:r>
-      <w:r>
-        <w:rPr>
-          <w:spacing w:val="-8"/>
-          <w:w w:val="85"/>
+          <w:sz w:val="22"/>
+          <w:szCs w:val="22"/>
+        </w:rPr>
+        <w:t xml:space="preserve"> </w:t>
+      </w:r>
+      <w:r>
+        <w:rPr>
+          <w:rFonts w:ascii="Arial" w:hAnsi="Arial" w:cs="Arial"/>
+          <w:spacing w:val="-8"/>
+          <w:w w:val="85"/>
+          <w:sz w:val="22"/>
+          <w:szCs w:val="22"/>
         </w:rPr>
         <w:t>our</w:t>
       </w:r>
       <w:r>
         <w:rPr>
+          <w:rFonts w:ascii="Arial" w:hAnsi="Arial" w:cs="Arial"/>
           <w:spacing w:val="-13"/>
-        </w:rPr>
-        <w:t xml:space="preserve"> </w:t>
-      </w:r>
-      <w:r>
-        <w:rPr>
-          <w:spacing w:val="-8"/>
-          <w:w w:val="85"/>
+          <w:sz w:val="22"/>
+          <w:szCs w:val="22"/>
+        </w:rPr>
+        <w:t xml:space="preserve"> </w:t>
+      </w:r>
+      <w:r>
+        <w:rPr>
+          <w:rFonts w:ascii="Arial" w:hAnsi="Arial" w:cs="Arial"/>
+          <w:spacing w:val="-8"/>
+          <w:w w:val="85"/>
+          <w:sz w:val="22"/>
+          <w:szCs w:val="22"/>
         </w:rPr>
         <w:t>rights</w:t>
       </w:r>
       <w:r>
         <w:rPr>
+          <w:rFonts w:ascii="Arial" w:hAnsi="Arial" w:cs="Arial"/>
           <w:spacing w:val="-13"/>
-        </w:rPr>
-        <w:t xml:space="preserve"> </w:t>
-      </w:r>
-      <w:r>
-        <w:rPr>
-          <w:spacing w:val="-8"/>
-          <w:w w:val="85"/>
+          <w:sz w:val="22"/>
+          <w:szCs w:val="22"/>
+        </w:rPr>
+        <w:t xml:space="preserve"> </w:t>
+      </w:r>
+      <w:r>
+        <w:rPr>
+          <w:rFonts w:ascii="Arial" w:hAnsi="Arial" w:cs="Arial"/>
+          <w:spacing w:val="-8"/>
+          <w:w w:val="85"/>
+          <w:sz w:val="22"/>
+          <w:szCs w:val="22"/>
         </w:rPr>
         <w:t>under</w:t>
       </w:r>
       <w:r>
         <w:rPr>
+          <w:rFonts w:ascii="Arial" w:hAnsi="Arial" w:cs="Arial"/>
           <w:spacing w:val="-13"/>
-        </w:rPr>
-        <w:t xml:space="preserve"> </w:t>
-      </w:r>
-      <w:r>
-        <w:rPr>
-          <w:spacing w:val="-8"/>
-          <w:w w:val="85"/>
+          <w:sz w:val="22"/>
+          <w:szCs w:val="22"/>
+        </w:rPr>
+        <w:t xml:space="preserve"> </w:t>
+      </w:r>
+      <w:r>
+        <w:rPr>
+          <w:rFonts w:ascii="Arial" w:hAnsi="Arial" w:cs="Arial"/>
+          <w:spacing w:val="-8"/>
+          <w:w w:val="85"/>
+          <w:sz w:val="22"/>
+          <w:szCs w:val="22"/>
         </w:rPr>
         <w:t>the</w:t>
       </w:r>
       <w:r>
         <w:rPr>
+          <w:rFonts w:ascii="Arial" w:hAnsi="Arial" w:cs="Arial"/>
           <w:spacing w:val="-11"/>
-        </w:rPr>
-        <w:t xml:space="preserve"> </w:t>
-      </w:r>
-      <w:r>
-        <w:rPr>
-          <w:spacing w:val="-8"/>
-          <w:w w:val="85"/>
+          <w:sz w:val="22"/>
+          <w:szCs w:val="22"/>
+        </w:rPr>
+        <w:t xml:space="preserve"> </w:t>
+      </w:r>
+      <w:r>
+        <w:rPr>
+          <w:rFonts w:ascii="Arial" w:hAnsi="Arial" w:cs="Arial"/>
+          <w:spacing w:val="-8"/>
+          <w:w w:val="85"/>
+          <w:sz w:val="22"/>
+          <w:szCs w:val="22"/>
         </w:rPr>
         <w:t>said</w:t>
       </w:r>
       <w:r>
         <w:rPr>
+          <w:rFonts w:ascii="Arial" w:hAnsi="Arial" w:cs="Arial"/>
           <w:spacing w:val="-11"/>
-        </w:rPr>
-        <w:t xml:space="preserve"> </w:t>
-      </w:r>
-      <w:r>
-        <w:rPr>
-          <w:spacing w:val="-8"/>
-          <w:w w:val="85"/>
+          <w:sz w:val="22"/>
+          <w:szCs w:val="22"/>
+        </w:rPr>
+        <w:t xml:space="preserve"> </w:t>
+      </w:r>
+      <w:r>
+        <w:rPr>
+          <w:rFonts w:ascii="Arial" w:hAnsi="Arial" w:cs="Arial"/>
+          <w:spacing w:val="-8"/>
+          <w:w w:val="85"/>
+          <w:sz w:val="22"/>
+          <w:szCs w:val="22"/>
         </w:rPr>
         <w:t>agreement,</w:t>
       </w:r>
       <w:r>
         <w:rPr>
+          <w:rFonts w:ascii="Arial" w:hAnsi="Arial" w:cs="Arial"/>
           <w:spacing w:val="-7"/>
-        </w:rPr>
-        <w:t xml:space="preserve"> </w:t>
-      </w:r>
-      <w:r>
-        <w:rPr>
-          <w:spacing w:val="-8"/>
-          <w:w w:val="85"/>
+          <w:sz w:val="22"/>
+          <w:szCs w:val="22"/>
+        </w:rPr>
+        <w:t xml:space="preserve"> </w:t>
+      </w:r>
+      <w:r>
+        <w:rPr>
+          <w:rFonts w:ascii="Arial" w:hAnsi="Arial" w:cs="Arial"/>
+          <w:spacing w:val="-8"/>
+          <w:w w:val="85"/>
+          <w:sz w:val="22"/>
+          <w:szCs w:val="22"/>
         </w:rPr>
         <w:t>we</w:t>
       </w:r>
       <w:r>
         <w:rPr>
+          <w:rFonts w:ascii="Arial" w:hAnsi="Arial" w:cs="Arial"/>
           <w:spacing w:val="-11"/>
-        </w:rPr>
-        <w:t xml:space="preserve"> </w:t>
-      </w:r>
-      <w:r>
-        <w:rPr>
-          <w:spacing w:val="-8"/>
-          <w:w w:val="85"/>
+          <w:sz w:val="22"/>
+          <w:szCs w:val="22"/>
+        </w:rPr>
+        <w:t xml:space="preserve"> </w:t>
+      </w:r>
+      <w:r>
+        <w:rPr>
+          <w:rFonts w:ascii="Arial" w:hAnsi="Arial" w:cs="Arial"/>
+          <w:spacing w:val="-8"/>
+          <w:w w:val="85"/>
+          <w:sz w:val="22"/>
+          <w:szCs w:val="22"/>
         </w:rPr>
         <w:t>have</w:t>
       </w:r>
       <w:r>
         <w:rPr>
+          <w:rFonts w:ascii="Arial" w:hAnsi="Arial" w:cs="Arial"/>
           <w:spacing w:val="-11"/>
-        </w:rPr>
-        <w:t xml:space="preserve"> </w:t>
-      </w:r>
-      <w:r>
-        <w:rPr>
-          <w:spacing w:val="-8"/>
-          <w:w w:val="85"/>
+          <w:sz w:val="22"/>
+          <w:szCs w:val="22"/>
+        </w:rPr>
+        <w:t xml:space="preserve"> </w:t>
+      </w:r>
+      <w:r>
+        <w:rPr>
+          <w:rFonts w:ascii="Arial" w:hAnsi="Arial" w:cs="Arial"/>
+          <w:spacing w:val="-8"/>
+          <w:w w:val="85"/>
+          <w:sz w:val="22"/>
+          <w:szCs w:val="22"/>
         </w:rPr>
         <w:t>taken</w:t>
       </w:r>
       <w:r>
         <w:rPr>
+          <w:rFonts w:ascii="Arial" w:hAnsi="Arial" w:cs="Arial"/>
           <w:spacing w:val="-17"/>
           <w:w w:val="85"/>
-        </w:rPr>
-        <w:t xml:space="preserve"> </w:t>
-      </w:r>
-      <w:r>
-        <w:rPr>
-          <w:spacing w:val="-8"/>
-          <w:w w:val="85"/>
+          <w:sz w:val="22"/>
+          <w:szCs w:val="22"/>
+        </w:rPr>
+        <w:t xml:space="preserve"> </w:t>
+      </w:r>
+      <w:r>
+        <w:rPr>
+          <w:rFonts w:ascii="Arial" w:hAnsi="Arial" w:cs="Arial"/>
+          <w:spacing w:val="-8"/>
+          <w:w w:val="85"/>
+          <w:sz w:val="22"/>
+          <w:szCs w:val="22"/>
         </w:rPr>
         <w:t>possession</w:t>
       </w:r>
       <w:r>
         <w:rPr>
+          <w:rFonts w:ascii="Arial" w:hAnsi="Arial" w:cs="Arial"/>
           <w:spacing w:val="-16"/>
           <w:w w:val="85"/>
-        </w:rPr>
-        <w:t xml:space="preserve"> </w:t>
-      </w:r>
-      <w:r>
-        <w:rPr>
-          <w:spacing w:val="-8"/>
-          <w:w w:val="85"/>
+          <w:sz w:val="22"/>
+          <w:szCs w:val="22"/>
+        </w:rPr>
+        <w:t xml:space="preserve"> </w:t>
+      </w:r>
+      <w:r>
+        <w:rPr>
+          <w:rFonts w:ascii="Arial" w:hAnsi="Arial" w:cs="Arial"/>
+          <w:spacing w:val="-8"/>
+          <w:w w:val="85"/>
+          <w:sz w:val="22"/>
+          <w:szCs w:val="22"/>
         </w:rPr>
         <w:t>of</w:t>
       </w:r>
       <w:r>
         <w:rPr>
+          <w:rFonts w:ascii="Arial" w:hAnsi="Arial" w:cs="Arial"/>
           <w:spacing w:val="-18"/>
           <w:w w:val="85"/>
-        </w:rPr>
-        <w:t xml:space="preserve"> </w:t>
-      </w:r>
-      <w:r>
-        <w:rPr>
-          <w:spacing w:val="-8"/>
-          <w:w w:val="85"/>
+          <w:sz w:val="22"/>
+          <w:szCs w:val="22"/>
+        </w:rPr>
+        <w:t xml:space="preserve"> </w:t>
+      </w:r>
+      <w:r>
+        <w:rPr>
+          <w:rFonts w:ascii="Arial" w:hAnsi="Arial" w:cs="Arial"/>
+          <w:spacing w:val="-8"/>
+          <w:w w:val="85"/>
+          <w:sz w:val="22"/>
+          <w:szCs w:val="22"/>
         </w:rPr>
         <w:t>the</w:t>
       </w:r>
       <w:r>
         <w:rPr>
+          <w:rFonts w:ascii="Arial" w:hAnsi="Arial" w:cs="Arial"/>
           <w:spacing w:val="-11"/>
-        </w:rPr>
-        <w:t xml:space="preserve"> </w:t>
-      </w:r>
-      <w:r>
-        <w:rPr>
-          <w:spacing w:val="-8"/>
-          <w:w w:val="85"/>
+          <w:sz w:val="22"/>
+          <w:szCs w:val="22"/>
+        </w:rPr>
+        <w:t xml:space="preserve"> </w:t>
+      </w:r>
+      <w:r>
+        <w:rPr>
+          <w:rFonts w:ascii="Arial" w:hAnsi="Arial" w:cs="Arial"/>
+          <w:spacing w:val="-8"/>
+          <w:w w:val="85"/>
+          <w:sz w:val="22"/>
+          <w:szCs w:val="22"/>
         </w:rPr>
         <w:t>above</w:t>
       </w:r>
       <w:r>
         <w:rPr>
-          <w:spacing w:val="-12"/>
-        </w:rPr>
-        <w:t xml:space="preserve"> </w:t>
-      </w:r>
-      <w:r>
-        <w:rPr>
-          <w:spacing w:val="-8"/>
-          <w:w w:val="85"/>
+          <w:rFonts w:ascii="Arial" w:hAnsi="Arial" w:cs="Arial"/>
+          <w:spacing w:val="-12"/>
+          <w:sz w:val="22"/>
+          <w:szCs w:val="22"/>
+        </w:rPr>
+        <w:t xml:space="preserve"> </w:t>
+      </w:r>
+      <w:r>
+        <w:rPr>
+          <w:rFonts w:ascii="Arial" w:hAnsi="Arial" w:cs="Arial"/>
+          <w:spacing w:val="-8"/>
+          <w:w w:val="85"/>
+          <w:sz w:val="22"/>
+          <w:szCs w:val="22"/>
         </w:rPr>
         <w:t>vehicle/equipment</w:t>
       </w:r>
       <w:r>
         <w:rPr>
+          <w:rFonts w:ascii="Arial" w:hAnsi="Arial" w:cs="Arial"/>
           <w:spacing w:val="-13"/>
-        </w:rPr>
-        <w:t xml:space="preserve"> </w:t>
-      </w:r>
-      <w:r>
-        <w:rPr>
-          <w:spacing w:val="-8"/>
-          <w:w w:val="85"/>
+          <w:sz w:val="22"/>
+          <w:szCs w:val="22"/>
+        </w:rPr>
+        <w:t xml:space="preserve"> </w:t>
+      </w:r>
+      <w:r>
+        <w:rPr>
+          <w:rFonts w:ascii="Arial" w:hAnsi="Arial" w:cs="Arial"/>
+          <w:spacing w:val="-8"/>
+          <w:w w:val="85"/>
+          <w:sz w:val="22"/>
+          <w:szCs w:val="22"/>
         </w:rPr>
         <w:t>without</w:t>
       </w:r>
       <w:r>
         <w:rPr>
+          <w:rFonts w:ascii="Arial" w:hAnsi="Arial" w:cs="Arial"/>
           <w:spacing w:val="-13"/>
-        </w:rPr>
-        <w:t xml:space="preserve"> </w:t>
-      </w:r>
-      <w:r>
-        <w:rPr>
-          <w:spacing w:val="-8"/>
-          <w:w w:val="85"/>
+          <w:sz w:val="22"/>
+          <w:szCs w:val="22"/>
+        </w:rPr>
+        <w:t xml:space="preserve"> </w:t>
+      </w:r>
+      <w:r>
+        <w:rPr>
+          <w:rFonts w:ascii="Arial" w:hAnsi="Arial" w:cs="Arial"/>
+          <w:spacing w:val="-8"/>
+          <w:w w:val="85"/>
+          <w:sz w:val="22"/>
+          <w:szCs w:val="22"/>
         </w:rPr>
         <w:t>any</w:t>
       </w:r>
       <w:r>
         <w:rPr>
+          <w:rFonts w:ascii="Arial" w:hAnsi="Arial" w:cs="Arial"/>
           <w:spacing w:val="-17"/>
           <w:w w:val="85"/>
-        </w:rPr>
-        <w:t xml:space="preserve"> </w:t>
-      </w:r>
-      <w:r>
-        <w:rPr>
-          <w:spacing w:val="-8"/>
-          <w:w w:val="85"/>
+          <w:sz w:val="22"/>
+          <w:szCs w:val="22"/>
+        </w:rPr>
+        <w:t xml:space="preserve"> </w:t>
+      </w:r>
+      <w:r>
+        <w:rPr>
+          <w:rFonts w:ascii="Arial" w:hAnsi="Arial" w:cs="Arial"/>
+          <w:spacing w:val="-8"/>
+          <w:w w:val="85"/>
+          <w:sz w:val="22"/>
+          <w:szCs w:val="22"/>
         </w:rPr>
         <w:t>consignment</w:t>
       </w:r>
       <w:r>
         <w:rPr>
+          <w:rFonts w:ascii="Arial" w:hAnsi="Arial" w:cs="Arial"/>
           <w:spacing w:val="-13"/>
-        </w:rPr>
-        <w:t xml:space="preserve"> </w:t>
-      </w:r>
-      <w:r>
-        <w:rPr>
-          <w:spacing w:val="-8"/>
-          <w:w w:val="85"/>
+          <w:sz w:val="22"/>
+          <w:szCs w:val="22"/>
+        </w:rPr>
+        <w:t xml:space="preserve"> </w:t>
+      </w:r>
+      <w:r>
+        <w:rPr>
+          <w:rFonts w:ascii="Arial" w:hAnsi="Arial" w:cs="Arial"/>
+          <w:spacing w:val="-8"/>
+          <w:w w:val="85"/>
+          <w:sz w:val="22"/>
+          <w:szCs w:val="22"/>
         </w:rPr>
         <w:t>in</w:t>
       </w:r>
       <w:r>
         <w:rPr>
+          <w:rFonts w:ascii="Arial" w:hAnsi="Arial" w:cs="Arial"/>
           <w:spacing w:val="-16"/>
           <w:w w:val="85"/>
-        </w:rPr>
-        <w:t xml:space="preserve"> </w:t>
-      </w:r>
-      <w:r>
-        <w:rPr>
-          <w:spacing w:val="-8"/>
-          <w:w w:val="85"/>
+          <w:sz w:val="22"/>
+          <w:szCs w:val="22"/>
+        </w:rPr>
+        <w:t xml:space="preserve"> </w:t>
+      </w:r>
+      <w:r>
+        <w:rPr>
+          <w:rFonts w:ascii="Arial" w:hAnsi="Arial" w:cs="Arial"/>
+          <w:spacing w:val="-8"/>
+          <w:w w:val="85"/>
+          <w:sz w:val="22"/>
+          <w:szCs w:val="22"/>
         </w:rPr>
         <w:t>it</w:t>
       </w:r>
@@ -1249,345 +2024,536 @@
       <w:pPr>
         <w:pStyle w:val="BodyText"/>
         <w:spacing w:before="187" w:line="218" w:lineRule="auto"/>
+        <w:rPr>
+          <w:rFonts w:ascii="Arial" w:hAnsi="Arial" w:cs="Arial"/>
+          <w:sz w:val="22"/>
+          <w:szCs w:val="22"/>
+        </w:rPr>
       </w:pPr>
       <w:r>
         <w:rPr>
-          <w:spacing w:val="-12"/>
-          <w:w w:val="90"/>
+          <w:rFonts w:ascii="Arial" w:hAnsi="Arial" w:cs="Arial"/>
+          <w:spacing w:val="-12"/>
+          <w:w w:val="90"/>
+          <w:sz w:val="22"/>
+          <w:szCs w:val="22"/>
         </w:rPr>
         <w:t>We</w:t>
       </w:r>
       <w:r>
         <w:rPr>
+          <w:rFonts w:ascii="Arial" w:hAnsi="Arial" w:cs="Arial"/>
           <w:spacing w:val="-9"/>
-        </w:rPr>
-        <w:t xml:space="preserve"> </w:t>
-      </w:r>
-      <w:r>
-        <w:rPr>
-          <w:spacing w:val="-12"/>
-          <w:w w:val="90"/>
+          <w:sz w:val="22"/>
+          <w:szCs w:val="22"/>
+        </w:rPr>
+        <w:t xml:space="preserve"> </w:t>
+      </w:r>
+      <w:r>
+        <w:rPr>
+          <w:rFonts w:ascii="Arial" w:hAnsi="Arial" w:cs="Arial"/>
+          <w:spacing w:val="-12"/>
+          <w:w w:val="90"/>
+          <w:sz w:val="22"/>
+          <w:szCs w:val="22"/>
         </w:rPr>
         <w:t>have</w:t>
       </w:r>
       <w:r>
         <w:rPr>
+          <w:rFonts w:ascii="Arial" w:hAnsi="Arial" w:cs="Arial"/>
           <w:spacing w:val="-9"/>
-        </w:rPr>
-        <w:t xml:space="preserve"> </w:t>
-      </w:r>
-      <w:r>
-        <w:rPr>
-          <w:spacing w:val="-12"/>
-          <w:w w:val="90"/>
+          <w:sz w:val="22"/>
+          <w:szCs w:val="22"/>
+        </w:rPr>
+        <w:t xml:space="preserve"> </w:t>
+      </w:r>
+      <w:r>
+        <w:rPr>
+          <w:rFonts w:ascii="Arial" w:hAnsi="Arial" w:cs="Arial"/>
+          <w:spacing w:val="-12"/>
+          <w:w w:val="90"/>
+          <w:sz w:val="22"/>
+          <w:szCs w:val="22"/>
         </w:rPr>
         <w:t>therefore</w:t>
       </w:r>
       <w:r>
         <w:rPr>
+          <w:rFonts w:ascii="Arial" w:hAnsi="Arial" w:cs="Arial"/>
           <w:spacing w:val="-9"/>
-        </w:rPr>
-        <w:t xml:space="preserve"> </w:t>
-      </w:r>
-      <w:r>
-        <w:rPr>
-          <w:spacing w:val="-12"/>
-          <w:w w:val="90"/>
+          <w:sz w:val="22"/>
+          <w:szCs w:val="22"/>
+        </w:rPr>
+        <w:t xml:space="preserve"> </w:t>
+      </w:r>
+      <w:r>
+        <w:rPr>
+          <w:rFonts w:ascii="Arial" w:hAnsi="Arial" w:cs="Arial"/>
+          <w:spacing w:val="-12"/>
+          <w:w w:val="90"/>
+          <w:sz w:val="22"/>
+          <w:szCs w:val="22"/>
         </w:rPr>
         <w:t>repossessed</w:t>
       </w:r>
       <w:r>
         <w:rPr>
+          <w:rFonts w:ascii="Arial" w:hAnsi="Arial" w:cs="Arial"/>
           <w:spacing w:val="-9"/>
-        </w:rPr>
-        <w:t xml:space="preserve"> </w:t>
-      </w:r>
-      <w:r>
-        <w:rPr>
-          <w:spacing w:val="-12"/>
-          <w:w w:val="90"/>
+          <w:sz w:val="22"/>
+          <w:szCs w:val="22"/>
+        </w:rPr>
+        <w:t xml:space="preserve"> </w:t>
+      </w:r>
+      <w:r>
+        <w:rPr>
+          <w:rFonts w:ascii="Arial" w:hAnsi="Arial" w:cs="Arial"/>
+          <w:spacing w:val="-12"/>
+          <w:w w:val="90"/>
+          <w:sz w:val="22"/>
+          <w:szCs w:val="22"/>
         </w:rPr>
         <w:t>the</w:t>
       </w:r>
       <w:r>
         <w:rPr>
+          <w:rFonts w:ascii="Arial" w:hAnsi="Arial" w:cs="Arial"/>
           <w:spacing w:val="-9"/>
-        </w:rPr>
-        <w:t xml:space="preserve"> </w:t>
-      </w:r>
-      <w:r>
-        <w:rPr>
-          <w:spacing w:val="-12"/>
-          <w:w w:val="90"/>
+          <w:sz w:val="22"/>
+          <w:szCs w:val="22"/>
+        </w:rPr>
+        <w:t xml:space="preserve"> </w:t>
+      </w:r>
+      <w:r>
+        <w:rPr>
+          <w:rFonts w:ascii="Arial" w:hAnsi="Arial" w:cs="Arial"/>
+          <w:spacing w:val="-12"/>
+          <w:w w:val="90"/>
+          <w:sz w:val="22"/>
+          <w:szCs w:val="22"/>
         </w:rPr>
         <w:t>subject vehicle/equipment under the</w:t>
       </w:r>
       <w:r>
         <w:rPr>
+          <w:rFonts w:ascii="Arial" w:hAnsi="Arial" w:cs="Arial"/>
           <w:spacing w:val="-9"/>
-        </w:rPr>
-        <w:t xml:space="preserve"> </w:t>
-      </w:r>
-      <w:r>
-        <w:rPr>
-          <w:spacing w:val="-12"/>
-          <w:w w:val="90"/>
+          <w:sz w:val="22"/>
+          <w:szCs w:val="22"/>
+        </w:rPr>
+        <w:t xml:space="preserve"> </w:t>
+      </w:r>
+      <w:r>
+        <w:rPr>
+          <w:rFonts w:ascii="Arial" w:hAnsi="Arial" w:cs="Arial"/>
+          <w:spacing w:val="-12"/>
+          <w:w w:val="90"/>
+          <w:sz w:val="22"/>
+          <w:szCs w:val="22"/>
         </w:rPr>
         <w:t>jurisdiction</w:t>
       </w:r>
       <w:r>
         <w:rPr>
+          <w:rFonts w:ascii="Arial" w:hAnsi="Arial" w:cs="Arial"/>
           <w:spacing w:val="-18"/>
           <w:w w:val="90"/>
-        </w:rPr>
-        <w:t xml:space="preserve"> </w:t>
-      </w:r>
-      <w:r>
-        <w:rPr>
-          <w:spacing w:val="-12"/>
-          <w:w w:val="90"/>
+          <w:sz w:val="22"/>
+          <w:szCs w:val="22"/>
+        </w:rPr>
+        <w:t xml:space="preserve"> </w:t>
+      </w:r>
+      <w:r>
+        <w:rPr>
+          <w:rFonts w:ascii="Arial" w:hAnsi="Arial" w:cs="Arial"/>
+          <w:spacing w:val="-12"/>
+          <w:w w:val="90"/>
+          <w:sz w:val="22"/>
+          <w:szCs w:val="22"/>
         </w:rPr>
         <w:t>of</w:t>
       </w:r>
       <w:r>
         <w:rPr>
+          <w:rFonts w:ascii="Arial" w:hAnsi="Arial" w:cs="Arial"/>
           <w:spacing w:val="-20"/>
           <w:w w:val="90"/>
-        </w:rPr>
-        <w:t xml:space="preserve"> </w:t>
-      </w:r>
-      <w:r>
-        <w:rPr>
-          <w:spacing w:val="-12"/>
-          <w:w w:val="90"/>
+          <w:sz w:val="22"/>
+          <w:szCs w:val="22"/>
+        </w:rPr>
+        <w:t xml:space="preserve"> </w:t>
+      </w:r>
+      <w:r>
+        <w:rPr>
+          <w:rFonts w:ascii="Arial" w:hAnsi="Arial" w:cs="Arial"/>
+          <w:spacing w:val="-12"/>
+          <w:w w:val="90"/>
+          <w:sz w:val="22"/>
+          <w:szCs w:val="22"/>
         </w:rPr>
         <w:t>your police</w:t>
       </w:r>
       <w:r>
         <w:rPr>
+          <w:rFonts w:ascii="Arial" w:hAnsi="Arial" w:cs="Arial"/>
           <w:spacing w:val="-9"/>
-        </w:rPr>
-        <w:t xml:space="preserve"> </w:t>
-      </w:r>
-      <w:r>
-        <w:rPr>
-          <w:spacing w:val="-12"/>
-          <w:w w:val="90"/>
+          <w:sz w:val="22"/>
+          <w:szCs w:val="22"/>
+        </w:rPr>
+        <w:t xml:space="preserve"> </w:t>
+      </w:r>
+      <w:r>
+        <w:rPr>
+          <w:rFonts w:ascii="Arial" w:hAnsi="Arial" w:cs="Arial"/>
+          <w:spacing w:val="-12"/>
+          <w:w w:val="90"/>
+          <w:sz w:val="22"/>
+          <w:szCs w:val="22"/>
         </w:rPr>
         <w:t>station</w:t>
       </w:r>
       <w:r>
         <w:rPr>
+          <w:rFonts w:ascii="Arial" w:hAnsi="Arial" w:cs="Arial"/>
           <w:spacing w:val="-18"/>
           <w:w w:val="90"/>
-        </w:rPr>
-        <w:t xml:space="preserve"> </w:t>
-      </w:r>
-      <w:r>
-        <w:rPr>
-          <w:spacing w:val="-12"/>
-          <w:w w:val="90"/>
+          <w:sz w:val="22"/>
+          <w:szCs w:val="22"/>
+        </w:rPr>
+        <w:t xml:space="preserve"> </w:t>
+      </w:r>
+      <w:r>
+        <w:rPr>
+          <w:rFonts w:ascii="Arial" w:hAnsi="Arial" w:cs="Arial"/>
+          <w:spacing w:val="-12"/>
+          <w:w w:val="90"/>
+          <w:sz w:val="22"/>
+          <w:szCs w:val="22"/>
         </w:rPr>
         <w:t>and</w:t>
       </w:r>
       <w:r>
         <w:rPr>
+          <w:rFonts w:ascii="Arial" w:hAnsi="Arial" w:cs="Arial"/>
           <w:spacing w:val="-9"/>
-        </w:rPr>
-        <w:t xml:space="preserve"> </w:t>
-      </w:r>
-      <w:r>
-        <w:rPr>
-          <w:spacing w:val="-12"/>
-          <w:w w:val="90"/>
+          <w:sz w:val="22"/>
+          <w:szCs w:val="22"/>
+        </w:rPr>
+        <w:t xml:space="preserve"> </w:t>
+      </w:r>
+      <w:r>
+        <w:rPr>
+          <w:rFonts w:ascii="Arial" w:hAnsi="Arial" w:cs="Arial"/>
+          <w:spacing w:val="-12"/>
+          <w:w w:val="90"/>
+          <w:sz w:val="22"/>
+          <w:szCs w:val="22"/>
         </w:rPr>
         <w:t>there</w:t>
       </w:r>
       <w:r>
         <w:rPr>
+          <w:rFonts w:ascii="Arial" w:hAnsi="Arial" w:cs="Arial"/>
           <w:spacing w:val="-9"/>
-        </w:rPr>
-        <w:t xml:space="preserve"> </w:t>
-      </w:r>
-      <w:r>
-        <w:rPr>
-          <w:spacing w:val="-12"/>
-          <w:w w:val="90"/>
+          <w:sz w:val="22"/>
+          <w:szCs w:val="22"/>
+        </w:rPr>
+        <w:t xml:space="preserve"> </w:t>
+      </w:r>
+      <w:r>
+        <w:rPr>
+          <w:rFonts w:ascii="Arial" w:hAnsi="Arial" w:cs="Arial"/>
+          <w:spacing w:val="-12"/>
+          <w:w w:val="90"/>
+          <w:sz w:val="22"/>
+          <w:szCs w:val="22"/>
         </w:rPr>
         <w:t>is no</w:t>
       </w:r>
       <w:r>
         <w:rPr>
-          <w:spacing w:val="-8"/>
-          <w:w w:val="90"/>
+          <w:rFonts w:ascii="Arial" w:hAnsi="Arial" w:cs="Arial"/>
+          <w:spacing w:val="-8"/>
+          <w:w w:val="90"/>
+          <w:sz w:val="22"/>
+          <w:szCs w:val="22"/>
         </w:rPr>
         <w:t xml:space="preserve"> “</w:t>
       </w:r>
       <w:r>
         <w:rPr>
+          <w:rFonts w:ascii="Arial" w:hAnsi="Arial" w:cs="Arial"/>
           <w:b/>
           <w:spacing w:val="-8"/>
           <w:w w:val="90"/>
-        </w:rPr>
-        <w:t>valuables/jewellery/cash/arms</w:t>
-      </w:r>
-      <w:r>
-        <w:rPr>
-          <w:spacing w:val="-8"/>
-          <w:w w:val="90"/>
+          <w:sz w:val="22"/>
+          <w:szCs w:val="22"/>
+        </w:rPr>
+        <w:t>valuables/</w:t>
+      </w:r>
+      <w:proofErr w:type="spellStart"/>
+      <w:r>
+        <w:rPr>
+          <w:rFonts w:ascii="Arial" w:hAnsi="Arial" w:cs="Arial"/>
+          <w:b/>
+          <w:spacing w:val="-8"/>
+          <w:w w:val="90"/>
+          <w:sz w:val="22"/>
+          <w:szCs w:val="22"/>
+        </w:rPr>
+        <w:t>jewellery</w:t>
+      </w:r>
+      <w:proofErr w:type="spellEnd"/>
+      <w:r>
+        <w:rPr>
+          <w:rFonts w:ascii="Arial" w:hAnsi="Arial" w:cs="Arial"/>
+          <w:b/>
+          <w:spacing w:val="-8"/>
+          <w:w w:val="90"/>
+          <w:sz w:val="22"/>
+          <w:szCs w:val="22"/>
+        </w:rPr>
+        <w:t>/cash/arms</w:t>
+      </w:r>
+      <w:r>
+        <w:rPr>
+          <w:rFonts w:ascii="Arial" w:hAnsi="Arial" w:cs="Arial"/>
+          <w:spacing w:val="-8"/>
+          <w:w w:val="90"/>
+          <w:sz w:val="22"/>
+          <w:szCs w:val="22"/>
         </w:rPr>
         <w:t>”</w:t>
       </w:r>
       <w:r>
         <w:rPr>
+          <w:rFonts w:ascii="Arial" w:hAnsi="Arial" w:cs="Arial"/>
           <w:spacing w:val="-24"/>
           <w:w w:val="90"/>
-        </w:rPr>
-        <w:t xml:space="preserve"> </w:t>
-      </w:r>
-      <w:r>
-        <w:rPr>
-          <w:spacing w:val="-8"/>
-          <w:w w:val="90"/>
-        </w:rPr>
-        <w:t>etc,</w:t>
-      </w:r>
-      <w:r>
-        <w:rPr>
+          <w:sz w:val="22"/>
+          <w:szCs w:val="22"/>
+        </w:rPr>
+        <w:t xml:space="preserve"> </w:t>
+      </w:r>
+      <w:proofErr w:type="spellStart"/>
+      <w:r>
+        <w:rPr>
+          <w:rFonts w:ascii="Arial" w:hAnsi="Arial" w:cs="Arial"/>
+          <w:spacing w:val="-8"/>
+          <w:w w:val="90"/>
+          <w:sz w:val="22"/>
+          <w:szCs w:val="22"/>
+        </w:rPr>
+        <w:t>etc</w:t>
+      </w:r>
+      <w:proofErr w:type="spellEnd"/>
+      <w:r>
+        <w:rPr>
+          <w:rFonts w:ascii="Arial" w:hAnsi="Arial" w:cs="Arial"/>
+          <w:spacing w:val="-8"/>
+          <w:w w:val="90"/>
+          <w:sz w:val="22"/>
+          <w:szCs w:val="22"/>
+        </w:rPr>
+        <w:t>,</w:t>
+      </w:r>
+      <w:r>
+        <w:rPr>
+          <w:rFonts w:ascii="Arial" w:hAnsi="Arial" w:cs="Arial"/>
           <w:spacing w:val="-13"/>
-        </w:rPr>
-        <w:t xml:space="preserve"> </w:t>
-      </w:r>
-      <w:r>
-        <w:rPr>
-          <w:spacing w:val="-8"/>
-          <w:w w:val="90"/>
+          <w:sz w:val="22"/>
+          <w:szCs w:val="22"/>
+        </w:rPr>
+        <w:t xml:space="preserve"> </w:t>
+      </w:r>
+      <w:r>
+        <w:rPr>
+          <w:rFonts w:ascii="Arial" w:hAnsi="Arial" w:cs="Arial"/>
+          <w:spacing w:val="-8"/>
+          <w:w w:val="90"/>
+          <w:sz w:val="22"/>
+          <w:szCs w:val="22"/>
         </w:rPr>
         <w:t>in</w:t>
       </w:r>
       <w:r>
         <w:rPr>
+          <w:rFonts w:ascii="Arial" w:hAnsi="Arial" w:cs="Arial"/>
           <w:spacing w:val="-23"/>
           <w:w w:val="90"/>
-        </w:rPr>
-        <w:t xml:space="preserve"> </w:t>
-      </w:r>
-      <w:r>
-        <w:rPr>
-          <w:spacing w:val="-8"/>
-          <w:w w:val="90"/>
+          <w:sz w:val="22"/>
+          <w:szCs w:val="22"/>
+        </w:rPr>
+        <w:t xml:space="preserve"> </w:t>
+      </w:r>
+      <w:r>
+        <w:rPr>
+          <w:rFonts w:ascii="Arial" w:hAnsi="Arial" w:cs="Arial"/>
+          <w:spacing w:val="-8"/>
+          <w:w w:val="90"/>
+          <w:sz w:val="22"/>
+          <w:szCs w:val="22"/>
         </w:rPr>
         <w:t>the</w:t>
       </w:r>
       <w:r>
         <w:rPr>
+          <w:rFonts w:ascii="Arial" w:hAnsi="Arial" w:cs="Arial"/>
           <w:spacing w:val="-11"/>
           <w:w w:val="90"/>
-        </w:rPr>
-        <w:t xml:space="preserve"> </w:t>
-      </w:r>
-      <w:r>
-        <w:rPr>
-          <w:spacing w:val="-8"/>
-          <w:w w:val="90"/>
+          <w:sz w:val="22"/>
+          <w:szCs w:val="22"/>
+        </w:rPr>
+        <w:t xml:space="preserve"> </w:t>
+      </w:r>
+      <w:r>
+        <w:rPr>
+          <w:rFonts w:ascii="Arial" w:hAnsi="Arial" w:cs="Arial"/>
+          <w:spacing w:val="-8"/>
+          <w:w w:val="90"/>
+          <w:sz w:val="22"/>
+          <w:szCs w:val="22"/>
         </w:rPr>
         <w:t>said</w:t>
       </w:r>
       <w:r>
         <w:rPr>
+          <w:rFonts w:ascii="Arial" w:hAnsi="Arial" w:cs="Arial"/>
           <w:spacing w:val="-11"/>
           <w:w w:val="90"/>
-        </w:rPr>
-        <w:t xml:space="preserve"> </w:t>
-      </w:r>
-      <w:r>
-        <w:rPr>
-          <w:spacing w:val="-8"/>
-          <w:w w:val="90"/>
+          <w:sz w:val="22"/>
+          <w:szCs w:val="22"/>
+        </w:rPr>
+        <w:t xml:space="preserve"> </w:t>
+      </w:r>
+      <w:r>
+        <w:rPr>
+          <w:rFonts w:ascii="Arial" w:hAnsi="Arial" w:cs="Arial"/>
+          <w:spacing w:val="-8"/>
+          <w:w w:val="90"/>
+          <w:sz w:val="22"/>
+          <w:szCs w:val="22"/>
         </w:rPr>
         <w:t>vehicle</w:t>
       </w:r>
       <w:r>
         <w:rPr>
-          <w:spacing w:val="-12"/>
-          <w:w w:val="90"/>
-        </w:rPr>
-        <w:t xml:space="preserve"> </w:t>
-      </w:r>
-      <w:r>
-        <w:rPr>
-          <w:spacing w:val="-8"/>
-          <w:w w:val="90"/>
+          <w:rFonts w:ascii="Arial" w:hAnsi="Arial" w:cs="Arial"/>
+          <w:spacing w:val="-12"/>
+          <w:w w:val="90"/>
+          <w:sz w:val="22"/>
+          <w:szCs w:val="22"/>
+        </w:rPr>
+        <w:t xml:space="preserve"> </w:t>
+      </w:r>
+      <w:r>
+        <w:rPr>
+          <w:rFonts w:ascii="Arial" w:hAnsi="Arial" w:cs="Arial"/>
+          <w:spacing w:val="-8"/>
+          <w:w w:val="90"/>
+          <w:sz w:val="22"/>
+          <w:szCs w:val="22"/>
         </w:rPr>
         <w:t>at</w:t>
       </w:r>
       <w:r>
         <w:rPr>
+          <w:rFonts w:ascii="Arial" w:hAnsi="Arial" w:cs="Arial"/>
           <w:spacing w:val="-13"/>
           <w:w w:val="90"/>
-        </w:rPr>
-        <w:t xml:space="preserve"> </w:t>
-      </w:r>
-      <w:r>
-        <w:rPr>
-          <w:spacing w:val="-8"/>
-          <w:w w:val="90"/>
+          <w:sz w:val="22"/>
+          <w:szCs w:val="22"/>
+        </w:rPr>
+        <w:t xml:space="preserve"> </w:t>
+      </w:r>
+      <w:r>
+        <w:rPr>
+          <w:rFonts w:ascii="Arial" w:hAnsi="Arial" w:cs="Arial"/>
+          <w:spacing w:val="-8"/>
+          <w:w w:val="90"/>
+          <w:sz w:val="22"/>
+          <w:szCs w:val="22"/>
         </w:rPr>
         <w:t>the</w:t>
       </w:r>
       <w:r>
         <w:rPr>
+          <w:rFonts w:ascii="Arial" w:hAnsi="Arial" w:cs="Arial"/>
           <w:spacing w:val="-11"/>
           <w:w w:val="90"/>
-        </w:rPr>
-        <w:t xml:space="preserve"> </w:t>
-      </w:r>
-      <w:r>
-        <w:rPr>
-          <w:spacing w:val="-8"/>
-          <w:w w:val="90"/>
+          <w:sz w:val="22"/>
+          <w:szCs w:val="22"/>
+        </w:rPr>
+        <w:t xml:space="preserve"> </w:t>
+      </w:r>
+      <w:r>
+        <w:rPr>
+          <w:rFonts w:ascii="Arial" w:hAnsi="Arial" w:cs="Arial"/>
+          <w:spacing w:val="-8"/>
+          <w:w w:val="90"/>
+          <w:sz w:val="22"/>
+          <w:szCs w:val="22"/>
         </w:rPr>
         <w:t>time</w:t>
       </w:r>
       <w:r>
         <w:rPr>
+          <w:rFonts w:ascii="Arial" w:hAnsi="Arial" w:cs="Arial"/>
           <w:spacing w:val="-11"/>
           <w:w w:val="90"/>
-        </w:rPr>
-        <w:t xml:space="preserve"> </w:t>
-      </w:r>
-      <w:r>
-        <w:rPr>
-          <w:spacing w:val="-8"/>
-          <w:w w:val="90"/>
+          <w:sz w:val="22"/>
+          <w:szCs w:val="22"/>
+        </w:rPr>
+        <w:t xml:space="preserve"> </w:t>
+      </w:r>
+      <w:r>
+        <w:rPr>
+          <w:rFonts w:ascii="Arial" w:hAnsi="Arial" w:cs="Arial"/>
+          <w:spacing w:val="-8"/>
+          <w:w w:val="90"/>
+          <w:sz w:val="22"/>
+          <w:szCs w:val="22"/>
         </w:rPr>
         <w:t>of</w:t>
       </w:r>
       <w:r>
         <w:rPr>
+          <w:rFonts w:ascii="Arial" w:hAnsi="Arial" w:cs="Arial"/>
           <w:spacing w:val="-26"/>
           <w:w w:val="90"/>
-        </w:rPr>
-        <w:t xml:space="preserve"> </w:t>
-      </w:r>
-      <w:r>
-        <w:rPr>
-          <w:spacing w:val="-8"/>
-          <w:w w:val="90"/>
+          <w:sz w:val="22"/>
+          <w:szCs w:val="22"/>
+        </w:rPr>
+        <w:t xml:space="preserve"> </w:t>
+      </w:r>
+      <w:r>
+        <w:rPr>
+          <w:rFonts w:ascii="Arial" w:hAnsi="Arial" w:cs="Arial"/>
+          <w:spacing w:val="-8"/>
+          <w:w w:val="90"/>
+          <w:sz w:val="22"/>
+          <w:szCs w:val="22"/>
         </w:rPr>
         <w:t>taking</w:t>
       </w:r>
       <w:r>
         <w:rPr>
+          <w:rFonts w:ascii="Arial" w:hAnsi="Arial" w:cs="Arial"/>
           <w:spacing w:val="-23"/>
           <w:w w:val="90"/>
-        </w:rPr>
-        <w:t xml:space="preserve"> </w:t>
-      </w:r>
-      <w:r>
-        <w:rPr>
-          <w:spacing w:val="-8"/>
-          <w:w w:val="90"/>
+          <w:sz w:val="22"/>
+          <w:szCs w:val="22"/>
+        </w:rPr>
+        <w:t xml:space="preserve"> </w:t>
+      </w:r>
+      <w:r>
+        <w:rPr>
+          <w:rFonts w:ascii="Arial" w:hAnsi="Arial" w:cs="Arial"/>
+          <w:spacing w:val="-8"/>
+          <w:w w:val="90"/>
+          <w:sz w:val="22"/>
+          <w:szCs w:val="22"/>
         </w:rPr>
         <w:t>possession.</w:t>
       </w:r>
@@ -1596,456 +2562,700 @@
       <w:pPr>
         <w:pStyle w:val="BodyText"/>
         <w:spacing w:before="191" w:line="218" w:lineRule="auto"/>
+        <w:rPr>
+          <w:rFonts w:ascii="Arial" w:hAnsi="Arial" w:cs="Arial"/>
+          <w:sz w:val="22"/>
+          <w:szCs w:val="22"/>
+        </w:rPr>
       </w:pPr>
       <w:r>
         <w:rPr>
-          <w:spacing w:val="-12"/>
-          <w:w w:val="90"/>
-        </w:rPr>
-        <w:t>This communication</w:t>
-      </w:r>
-      <w:r>
-        <w:rPr>
+          <w:rFonts w:ascii="Arial" w:hAnsi="Arial" w:cs="Arial"/>
+          <w:spacing w:val="-12"/>
+          <w:w w:val="90"/>
+          <w:sz w:val="22"/>
+          <w:szCs w:val="22"/>
+        </w:rPr>
+        <w:t xml:space="preserve">This </w:t>
+      </w:r>
+      <w:r>
+        <w:rPr>
+          <w:rFonts w:ascii="Arial" w:hAnsi="Arial" w:cs="Arial"/>
+          <w:spacing w:val="-12"/>
+          <w:w w:val="90"/>
+          <w:sz w:val="22"/>
+          <w:szCs w:val="22"/>
+        </w:rPr>
+        <w:t>communication</w:t>
+      </w:r>
+      <w:r>
+        <w:rPr>
+          <w:rFonts w:ascii="Arial" w:hAnsi="Arial" w:cs="Arial"/>
           <w:spacing w:val="-20"/>
           <w:w w:val="90"/>
-        </w:rPr>
-        <w:t xml:space="preserve"> </w:t>
-      </w:r>
-      <w:r>
-        <w:rPr>
-          <w:spacing w:val="-12"/>
-          <w:w w:val="90"/>
+          <w:sz w:val="22"/>
+          <w:szCs w:val="22"/>
+        </w:rPr>
+        <w:t xml:space="preserve"> </w:t>
+      </w:r>
+      <w:r>
+        <w:rPr>
+          <w:rFonts w:ascii="Arial" w:hAnsi="Arial" w:cs="Arial"/>
+          <w:spacing w:val="-12"/>
+          <w:w w:val="90"/>
+          <w:sz w:val="22"/>
+          <w:szCs w:val="22"/>
         </w:rPr>
         <w:t>is for your records and</w:t>
       </w:r>
       <w:r>
         <w:rPr>
-          <w:spacing w:val="-12"/>
-        </w:rPr>
-        <w:t xml:space="preserve"> </w:t>
-      </w:r>
-      <w:r>
-        <w:rPr>
-          <w:spacing w:val="-12"/>
-          <w:w w:val="90"/>
+          <w:rFonts w:ascii="Arial" w:hAnsi="Arial" w:cs="Arial"/>
+          <w:spacing w:val="-12"/>
+          <w:sz w:val="22"/>
+          <w:szCs w:val="22"/>
+        </w:rPr>
+        <w:t xml:space="preserve"> </w:t>
+      </w:r>
+      <w:r>
+        <w:rPr>
+          <w:rFonts w:ascii="Arial" w:hAnsi="Arial" w:cs="Arial"/>
+          <w:spacing w:val="-12"/>
+          <w:w w:val="90"/>
+          <w:sz w:val="22"/>
+          <w:szCs w:val="22"/>
         </w:rPr>
         <w:t>to</w:t>
       </w:r>
       <w:r>
         <w:rPr>
-          <w:spacing w:val="-12"/>
-        </w:rPr>
-        <w:t xml:space="preserve"> </w:t>
-      </w:r>
-      <w:r>
-        <w:rPr>
-          <w:spacing w:val="-12"/>
-          <w:w w:val="90"/>
+          <w:rFonts w:ascii="Arial" w:hAnsi="Arial" w:cs="Arial"/>
+          <w:spacing w:val="-12"/>
+          <w:sz w:val="22"/>
+          <w:szCs w:val="22"/>
+        </w:rPr>
+        <w:t xml:space="preserve"> </w:t>
+      </w:r>
+      <w:r>
+        <w:rPr>
+          <w:rFonts w:ascii="Arial" w:hAnsi="Arial" w:cs="Arial"/>
+          <w:spacing w:val="-12"/>
+          <w:w w:val="90"/>
+          <w:sz w:val="22"/>
+          <w:szCs w:val="22"/>
         </w:rPr>
         <w:t>prevent any</w:t>
       </w:r>
       <w:r>
         <w:rPr>
+          <w:rFonts w:ascii="Arial" w:hAnsi="Arial" w:cs="Arial"/>
           <w:spacing w:val="-20"/>
           <w:w w:val="90"/>
-        </w:rPr>
-        <w:t xml:space="preserve"> </w:t>
-      </w:r>
-      <w:r>
-        <w:rPr>
-          <w:spacing w:val="-12"/>
-          <w:w w:val="90"/>
+          <w:sz w:val="22"/>
+          <w:szCs w:val="22"/>
+        </w:rPr>
+        <w:t xml:space="preserve"> </w:t>
+      </w:r>
+      <w:r>
+        <w:rPr>
+          <w:rFonts w:ascii="Arial" w:hAnsi="Arial" w:cs="Arial"/>
+          <w:spacing w:val="-12"/>
+          <w:w w:val="90"/>
+          <w:sz w:val="22"/>
+          <w:szCs w:val="22"/>
         </w:rPr>
         <w:t>confusion</w:t>
       </w:r>
       <w:r>
         <w:rPr>
+          <w:rFonts w:ascii="Arial" w:hAnsi="Arial" w:cs="Arial"/>
           <w:spacing w:val="-20"/>
           <w:w w:val="90"/>
-        </w:rPr>
-        <w:t xml:space="preserve"> </w:t>
-      </w:r>
-      <w:r>
-        <w:rPr>
-          <w:spacing w:val="-12"/>
-          <w:w w:val="90"/>
+          <w:sz w:val="22"/>
+          <w:szCs w:val="22"/>
+        </w:rPr>
+        <w:t xml:space="preserve"> </w:t>
+      </w:r>
+      <w:r>
+        <w:rPr>
+          <w:rFonts w:ascii="Arial" w:hAnsi="Arial" w:cs="Arial"/>
+          <w:spacing w:val="-12"/>
+          <w:w w:val="90"/>
+          <w:sz w:val="22"/>
+          <w:szCs w:val="22"/>
         </w:rPr>
         <w:t>that may</w:t>
       </w:r>
       <w:r>
         <w:rPr>
+          <w:rFonts w:ascii="Arial" w:hAnsi="Arial" w:cs="Arial"/>
           <w:spacing w:val="-20"/>
           <w:w w:val="90"/>
-        </w:rPr>
-        <w:t xml:space="preserve"> </w:t>
-      </w:r>
-      <w:r>
-        <w:rPr>
-          <w:spacing w:val="-12"/>
-          <w:w w:val="90"/>
+          <w:sz w:val="22"/>
+          <w:szCs w:val="22"/>
+        </w:rPr>
+        <w:t xml:space="preserve"> </w:t>
+      </w:r>
+      <w:r>
+        <w:rPr>
+          <w:rFonts w:ascii="Arial" w:hAnsi="Arial" w:cs="Arial"/>
+          <w:spacing w:val="-12"/>
+          <w:w w:val="90"/>
+          <w:sz w:val="22"/>
+          <w:szCs w:val="22"/>
         </w:rPr>
         <w:t>arise</w:t>
       </w:r>
       <w:r>
         <w:rPr>
-          <w:spacing w:val="-12"/>
-        </w:rPr>
-        <w:t xml:space="preserve"> </w:t>
-      </w:r>
-      <w:r>
-        <w:rPr>
-          <w:spacing w:val="-12"/>
-          <w:w w:val="90"/>
+          <w:rFonts w:ascii="Arial" w:hAnsi="Arial" w:cs="Arial"/>
+          <w:spacing w:val="-12"/>
+          <w:sz w:val="22"/>
+          <w:szCs w:val="22"/>
+        </w:rPr>
+        <w:t xml:space="preserve"> </w:t>
+      </w:r>
+      <w:r>
+        <w:rPr>
+          <w:rFonts w:ascii="Arial" w:hAnsi="Arial" w:cs="Arial"/>
+          <w:spacing w:val="-12"/>
+          <w:w w:val="90"/>
+          <w:sz w:val="22"/>
+          <w:szCs w:val="22"/>
         </w:rPr>
         <w:t>from</w:t>
       </w:r>
       <w:r>
         <w:rPr>
+          <w:rFonts w:ascii="Arial" w:hAnsi="Arial" w:cs="Arial"/>
           <w:spacing w:val="-30"/>
           <w:w w:val="90"/>
-        </w:rPr>
-        <w:t xml:space="preserve"> </w:t>
-      </w:r>
-      <w:r>
-        <w:rPr>
-          <w:spacing w:val="-12"/>
-          <w:w w:val="90"/>
+          <w:sz w:val="22"/>
+          <w:szCs w:val="22"/>
+        </w:rPr>
+        <w:t xml:space="preserve"> </w:t>
+      </w:r>
+      <w:r>
+        <w:rPr>
+          <w:rFonts w:ascii="Arial" w:hAnsi="Arial" w:cs="Arial"/>
+          <w:spacing w:val="-12"/>
+          <w:w w:val="90"/>
+          <w:sz w:val="22"/>
+          <w:szCs w:val="22"/>
         </w:rPr>
         <w:t>any</w:t>
       </w:r>
       <w:r>
         <w:rPr>
+          <w:rFonts w:ascii="Arial" w:hAnsi="Arial" w:cs="Arial"/>
           <w:spacing w:val="-20"/>
           <w:w w:val="90"/>
-        </w:rPr>
-        <w:t xml:space="preserve"> </w:t>
-      </w:r>
-      <w:r>
-        <w:rPr>
-          <w:spacing w:val="-12"/>
-          <w:w w:val="90"/>
+          <w:sz w:val="22"/>
+          <w:szCs w:val="22"/>
+        </w:rPr>
+        <w:t xml:space="preserve"> </w:t>
+      </w:r>
+      <w:r>
+        <w:rPr>
+          <w:rFonts w:ascii="Arial" w:hAnsi="Arial" w:cs="Arial"/>
+          <w:spacing w:val="-12"/>
+          <w:w w:val="90"/>
+          <w:sz w:val="22"/>
+          <w:szCs w:val="22"/>
         </w:rPr>
         <w:t>complaint that the</w:t>
       </w:r>
       <w:r>
         <w:rPr>
-          <w:spacing w:val="-12"/>
-        </w:rPr>
-        <w:t xml:space="preserve"> </w:t>
-      </w:r>
-      <w:r>
-        <w:rPr>
-          <w:spacing w:val="-12"/>
-          <w:w w:val="90"/>
+          <w:rFonts w:ascii="Arial" w:hAnsi="Arial" w:cs="Arial"/>
+          <w:spacing w:val="-12"/>
+          <w:sz w:val="22"/>
+          <w:szCs w:val="22"/>
+        </w:rPr>
+        <w:t xml:space="preserve"> </w:t>
+      </w:r>
+      <w:r>
+        <w:rPr>
+          <w:rFonts w:ascii="Arial" w:hAnsi="Arial" w:cs="Arial"/>
+          <w:spacing w:val="-12"/>
+          <w:w w:val="90"/>
+          <w:sz w:val="22"/>
+          <w:szCs w:val="22"/>
         </w:rPr>
         <w:t>Borrower / Hirer /or his/ her/ their</w:t>
       </w:r>
       <w:r>
-        <w:t xml:space="preserve"> </w:t>
-      </w:r>
-      <w:r>
-        <w:rPr>
-          <w:spacing w:val="-12"/>
-          <w:w w:val="90"/>
+        <w:rPr>
+          <w:rFonts w:ascii="Arial" w:hAnsi="Arial" w:cs="Arial"/>
+          <w:sz w:val="22"/>
+          <w:szCs w:val="22"/>
+        </w:rPr>
+        <w:t xml:space="preserve"> </w:t>
+      </w:r>
+      <w:r>
+        <w:rPr>
+          <w:rFonts w:ascii="Arial" w:hAnsi="Arial" w:cs="Arial"/>
+          <w:spacing w:val="-12"/>
+          <w:w w:val="90"/>
+          <w:sz w:val="22"/>
+          <w:szCs w:val="22"/>
         </w:rPr>
         <w:t>representative</w:t>
       </w:r>
       <w:r>
         <w:rPr>
+          <w:rFonts w:ascii="Arial" w:hAnsi="Arial" w:cs="Arial"/>
           <w:spacing w:val="-4"/>
-        </w:rPr>
-        <w:t xml:space="preserve"> </w:t>
-      </w:r>
-      <w:r>
-        <w:rPr>
-          <w:spacing w:val="-12"/>
-          <w:w w:val="90"/>
+          <w:sz w:val="22"/>
+          <w:szCs w:val="22"/>
+        </w:rPr>
+        <w:t xml:space="preserve"> </w:t>
+      </w:r>
+      <w:r>
+        <w:rPr>
+          <w:rFonts w:ascii="Arial" w:hAnsi="Arial" w:cs="Arial"/>
+          <w:spacing w:val="-12"/>
+          <w:w w:val="90"/>
+          <w:sz w:val="22"/>
+          <w:szCs w:val="22"/>
         </w:rPr>
         <w:t>may</w:t>
       </w:r>
       <w:r>
         <w:rPr>
+          <w:rFonts w:ascii="Arial" w:hAnsi="Arial" w:cs="Arial"/>
           <w:spacing w:val="-14"/>
           <w:w w:val="90"/>
-        </w:rPr>
-        <w:t xml:space="preserve"> </w:t>
-      </w:r>
-      <w:r>
-        <w:rPr>
-          <w:spacing w:val="-12"/>
-          <w:w w:val="90"/>
+          <w:sz w:val="22"/>
+          <w:szCs w:val="22"/>
+        </w:rPr>
+        <w:t xml:space="preserve"> </w:t>
+      </w:r>
+      <w:r>
+        <w:rPr>
+          <w:rFonts w:ascii="Arial" w:hAnsi="Arial" w:cs="Arial"/>
+          <w:spacing w:val="-12"/>
+          <w:w w:val="90"/>
+          <w:sz w:val="22"/>
+          <w:szCs w:val="22"/>
         </w:rPr>
         <w:t>lodge</w:t>
       </w:r>
       <w:r>
         <w:rPr>
+          <w:rFonts w:ascii="Arial" w:hAnsi="Arial" w:cs="Arial"/>
           <w:spacing w:val="-4"/>
-        </w:rPr>
-        <w:t xml:space="preserve"> </w:t>
-      </w:r>
-      <w:r>
-        <w:rPr>
-          <w:spacing w:val="-12"/>
-          <w:w w:val="90"/>
+          <w:sz w:val="22"/>
+          <w:szCs w:val="22"/>
+        </w:rPr>
+        <w:t xml:space="preserve"> </w:t>
+      </w:r>
+      <w:r>
+        <w:rPr>
+          <w:rFonts w:ascii="Arial" w:hAnsi="Arial" w:cs="Arial"/>
+          <w:spacing w:val="-12"/>
+          <w:w w:val="90"/>
+          <w:sz w:val="22"/>
+          <w:szCs w:val="22"/>
         </w:rPr>
         <w:t>with</w:t>
       </w:r>
       <w:r>
         <w:rPr>
+          <w:rFonts w:ascii="Arial" w:hAnsi="Arial" w:cs="Arial"/>
           <w:spacing w:val="-14"/>
           <w:w w:val="90"/>
-        </w:rPr>
-        <w:t xml:space="preserve"> </w:t>
-      </w:r>
-      <w:r>
-        <w:rPr>
-          <w:spacing w:val="-12"/>
-          <w:w w:val="90"/>
+          <w:sz w:val="22"/>
+          <w:szCs w:val="22"/>
+        </w:rPr>
+        <w:t xml:space="preserve"> </w:t>
+      </w:r>
+      <w:r>
+        <w:rPr>
+          <w:rFonts w:ascii="Arial" w:hAnsi="Arial" w:cs="Arial"/>
+          <w:spacing w:val="-12"/>
+          <w:w w:val="90"/>
+          <w:sz w:val="22"/>
+          <w:szCs w:val="22"/>
         </w:rPr>
         <w:t>you</w:t>
       </w:r>
       <w:r>
         <w:rPr>
+          <w:rFonts w:ascii="Arial" w:hAnsi="Arial" w:cs="Arial"/>
           <w:spacing w:val="-14"/>
           <w:w w:val="90"/>
-        </w:rPr>
-        <w:t xml:space="preserve"> </w:t>
-      </w:r>
-      <w:r>
-        <w:rPr>
-          <w:spacing w:val="-12"/>
-          <w:w w:val="90"/>
+          <w:sz w:val="22"/>
+          <w:szCs w:val="22"/>
+        </w:rPr>
+        <w:t xml:space="preserve"> </w:t>
+      </w:r>
+      <w:r>
+        <w:rPr>
+          <w:rFonts w:ascii="Arial" w:hAnsi="Arial" w:cs="Arial"/>
+          <w:spacing w:val="-12"/>
+          <w:w w:val="90"/>
+          <w:sz w:val="22"/>
+          <w:szCs w:val="22"/>
         </w:rPr>
         <w:t>about the</w:t>
       </w:r>
       <w:r>
         <w:rPr>
+          <w:rFonts w:ascii="Arial" w:hAnsi="Arial" w:cs="Arial"/>
           <w:spacing w:val="-4"/>
-        </w:rPr>
-        <w:t xml:space="preserve"> </w:t>
-      </w:r>
-      <w:r>
-        <w:rPr>
-          <w:spacing w:val="-12"/>
-          <w:w w:val="90"/>
+          <w:sz w:val="22"/>
+          <w:szCs w:val="22"/>
+        </w:rPr>
+        <w:t xml:space="preserve"> </w:t>
+      </w:r>
+      <w:r>
+        <w:rPr>
+          <w:rFonts w:ascii="Arial" w:hAnsi="Arial" w:cs="Arial"/>
+          <w:spacing w:val="-12"/>
+          <w:w w:val="90"/>
+          <w:sz w:val="22"/>
+          <w:szCs w:val="22"/>
         </w:rPr>
         <w:t>vehicle/equipment being</w:t>
       </w:r>
       <w:r>
         <w:rPr>
+          <w:rFonts w:ascii="Arial" w:hAnsi="Arial" w:cs="Arial"/>
           <w:spacing w:val="-14"/>
           <w:w w:val="90"/>
-        </w:rPr>
-        <w:t xml:space="preserve"> </w:t>
-      </w:r>
-      <w:r>
-        <w:rPr>
-          <w:spacing w:val="-12"/>
-          <w:w w:val="90"/>
+          <w:sz w:val="22"/>
+          <w:szCs w:val="22"/>
+        </w:rPr>
+        <w:t xml:space="preserve"> </w:t>
+      </w:r>
+      <w:r>
+        <w:rPr>
+          <w:rFonts w:ascii="Arial" w:hAnsi="Arial" w:cs="Arial"/>
+          <w:spacing w:val="-12"/>
+          <w:w w:val="90"/>
+          <w:sz w:val="22"/>
+          <w:szCs w:val="22"/>
         </w:rPr>
         <w:t>stolen</w:t>
       </w:r>
       <w:r>
         <w:rPr>
+          <w:rFonts w:ascii="Arial" w:hAnsi="Arial" w:cs="Arial"/>
           <w:spacing w:val="-14"/>
           <w:w w:val="90"/>
-        </w:rPr>
-        <w:t xml:space="preserve"> </w:t>
-      </w:r>
-      <w:r>
-        <w:rPr>
-          <w:spacing w:val="-12"/>
-          <w:w w:val="90"/>
+          <w:sz w:val="22"/>
+          <w:szCs w:val="22"/>
+        </w:rPr>
+        <w:t xml:space="preserve"> </w:t>
+      </w:r>
+      <w:r>
+        <w:rPr>
+          <w:rFonts w:ascii="Arial" w:hAnsi="Arial" w:cs="Arial"/>
+          <w:spacing w:val="-12"/>
+          <w:w w:val="90"/>
+          <w:sz w:val="22"/>
+          <w:szCs w:val="22"/>
         </w:rPr>
         <w:t>with</w:t>
       </w:r>
       <w:r>
         <w:rPr>
+          <w:rFonts w:ascii="Arial" w:hAnsi="Arial" w:cs="Arial"/>
           <w:spacing w:val="-14"/>
           <w:w w:val="90"/>
-        </w:rPr>
-        <w:t xml:space="preserve"> </w:t>
-      </w:r>
-      <w:r>
-        <w:rPr>
-          <w:spacing w:val="-12"/>
-          <w:w w:val="90"/>
+          <w:sz w:val="22"/>
+          <w:szCs w:val="22"/>
+        </w:rPr>
+        <w:t xml:space="preserve"> </w:t>
+      </w:r>
+      <w:r>
+        <w:rPr>
+          <w:rFonts w:ascii="Arial" w:hAnsi="Arial" w:cs="Arial"/>
+          <w:spacing w:val="-12"/>
+          <w:w w:val="90"/>
+          <w:sz w:val="22"/>
+          <w:szCs w:val="22"/>
         </w:rPr>
         <w:t>or without any</w:t>
       </w:r>
       <w:r>
         <w:rPr>
+          <w:rFonts w:ascii="Arial" w:hAnsi="Arial" w:cs="Arial"/>
           <w:spacing w:val="-14"/>
           <w:w w:val="90"/>
-        </w:rPr>
-        <w:t xml:space="preserve"> </w:t>
-      </w:r>
-      <w:r>
-        <w:rPr>
-          <w:spacing w:val="-12"/>
-          <w:w w:val="90"/>
-        </w:rPr>
-        <w:t>consignment whatsoever</w:t>
+          <w:sz w:val="22"/>
+          <w:szCs w:val="22"/>
+        </w:rPr>
+        <w:t xml:space="preserve"> </w:t>
+      </w:r>
+      <w:r>
+        <w:rPr>
+          <w:rFonts w:ascii="Arial" w:hAnsi="Arial" w:cs="Arial"/>
+          <w:spacing w:val="-12"/>
+          <w:w w:val="90"/>
+          <w:sz w:val="22"/>
+          <w:szCs w:val="22"/>
+        </w:rPr>
+        <w:t>consignment whatso</w:t>
+      </w:r>
+      <w:r>
+        <w:rPr>
+          <w:rFonts w:ascii="Arial" w:hAnsi="Arial" w:cs="Arial"/>
+          <w:spacing w:val="-12"/>
+          <w:w w:val="90"/>
+          <w:sz w:val="22"/>
+          <w:szCs w:val="22"/>
+        </w:rPr>
+        <w:t>ever</w:t>
       </w:r>
     </w:p>
     <w:p>
       <w:pPr>
         <w:pStyle w:val="BodyText"/>
         <w:spacing w:before="172"/>
+        <w:rPr>
+          <w:rFonts w:ascii="Arial" w:hAnsi="Arial" w:cs="Arial"/>
+          <w:spacing w:val="-7"/>
+          <w:w w:val="85"/>
+          <w:sz w:val="22"/>
+          <w:szCs w:val="22"/>
+        </w:rPr>
       </w:pPr>
-      <w:r>
-        <w:rPr>
+    </w:p>
+    <w:p>
+      <w:pPr>
+        <w:pStyle w:val="BodyText"/>
+        <w:spacing w:before="172"/>
+        <w:rPr>
+          <w:rFonts w:ascii="Arial" w:hAnsi="Arial" w:cs="Arial"/>
+          <w:sz w:val="22"/>
+          <w:szCs w:val="22"/>
+        </w:rPr>
+      </w:pPr>
+      <w:r>
+        <w:rPr>
+          <w:rFonts w:ascii="Arial" w:hAnsi="Arial" w:cs="Arial"/>
           <w:spacing w:val="-7"/>
           <w:w w:val="85"/>
+          <w:sz w:val="22"/>
+          <w:szCs w:val="22"/>
         </w:rPr>
         <w:t>Yours</w:t>
       </w:r>
       <w:r>
         <w:rPr>
+          <w:rFonts w:ascii="Arial" w:hAnsi="Arial" w:cs="Arial"/>
           <w:spacing w:val="-4"/>
           <w:w w:val="85"/>
-        </w:rPr>
-        <w:t xml:space="preserve"> </w:t>
-      </w:r>
-      <w:r>
-        <w:rPr>
+          <w:sz w:val="22"/>
+          <w:szCs w:val="22"/>
+        </w:rPr>
+        <w:t xml:space="preserve"> </w:t>
+      </w:r>
+      <w:proofErr w:type="spellStart"/>
+      <w:r>
+        <w:rPr>
+          <w:rFonts w:ascii="Arial" w:hAnsi="Arial" w:cs="Arial"/>
           <w:spacing w:val="-2"/>
+          <w:sz w:val="22"/>
+          <w:szCs w:val="22"/>
         </w:rPr>
         <w:t>Faithfu</w:t>
       </w:r>
       <w:r>
         <w:rPr>
+          <w:rFonts w:ascii="Arial" w:hAnsi="Arial" w:cs="Arial"/>
           <w:b/>
           <w:spacing w:val="-2"/>
+          <w:sz w:val="22"/>
+          <w:szCs w:val="22"/>
         </w:rPr>
         <w:t>l</w:t>
       </w:r>
       <w:r>
         <w:rPr>
+          <w:rFonts w:ascii="Arial" w:hAnsi="Arial" w:cs="Arial"/>
           <w:spacing w:val="-2"/>
-        </w:rPr>
-        <w:t>y,</w:t>
+          <w:sz w:val="22"/>
+          <w:szCs w:val="22"/>
+        </w:rPr>
+        <w:t>y</w:t>
+      </w:r>
+      <w:proofErr w:type="spellEnd"/>
+      <w:r>
+        <w:rPr>
+          <w:rFonts w:ascii="Arial" w:hAnsi="Arial" w:cs="Arial"/>
+          <w:spacing w:val="-2"/>
+          <w:sz w:val="22"/>
+          <w:szCs w:val="22"/>
+        </w:rPr>
+        <w:t>,</w:t>
       </w:r>
     </w:p>
     <w:p>
       <w:pPr>
         <w:pStyle w:val="BodyText"/>
         <w:spacing w:before="168"/>
+        <w:rPr>
+          <w:rFonts w:ascii="Arial" w:hAnsi="Arial" w:cs="Arial"/>
+          <w:sz w:val="22"/>
+          <w:szCs w:val="22"/>
+        </w:rPr>
       </w:pPr>
       <w:r>
         <w:rPr>
+          <w:rFonts w:ascii="Arial" w:hAnsi="Arial" w:cs="Arial"/>
           <w:spacing w:val="-6"/>
           <w:w w:val="85"/>
+          <w:sz w:val="22"/>
+          <w:szCs w:val="22"/>
         </w:rPr>
         <w:t>For</w:t>
       </w:r>
       <w:r>
         <w:rPr>
-          <w:spacing w:val="-12"/>
-        </w:rPr>
-        <w:t xml:space="preserve"> </w:t>
-      </w:r>
-      <w:r>
-        <w:rPr>
+          <w:rFonts w:ascii="Arial" w:hAnsi="Arial" w:cs="Arial"/>
+          <w:spacing w:val="-12"/>
+          <w:sz w:val="22"/>
+          <w:szCs w:val="22"/>
+        </w:rPr>
+        <w:t xml:space="preserve"> </w:t>
+      </w:r>
+      <w:r>
+        <w:rPr>
+          <w:rFonts w:ascii="Arial" w:hAnsi="Arial" w:cs="Arial"/>
           <w:spacing w:val="-6"/>
           <w:w w:val="85"/>
+          <w:sz w:val="22"/>
+          <w:szCs w:val="22"/>
         </w:rPr>
         <w:t>SM</w:t>
       </w:r>
       <w:r>
         <w:rPr>
+          <w:rFonts w:ascii="Arial" w:hAnsi="Arial" w:cs="Arial"/>
           <w:spacing w:val="-10"/>
           <w:w w:val="85"/>
-        </w:rPr>
-        <w:t xml:space="preserve"> </w:t>
-      </w:r>
-      <w:r>
-        <w:rPr>
+          <w:sz w:val="22"/>
+          <w:szCs w:val="22"/>
+        </w:rPr>
+        <w:t xml:space="preserve"> </w:t>
+      </w:r>
+      <w:r>
+        <w:rPr>
+          <w:rFonts w:ascii="Arial" w:hAnsi="Arial" w:cs="Arial"/>
           <w:spacing w:val="-6"/>
           <w:w w:val="85"/>
+          <w:sz w:val="22"/>
+          <w:szCs w:val="22"/>
         </w:rPr>
         <w:t>Square</w:t>
       </w:r>
       <w:r>
         <w:rPr>
+          <w:rFonts w:ascii="Arial" w:hAnsi="Arial" w:cs="Arial"/>
           <w:spacing w:val="-9"/>
-        </w:rPr>
-        <w:t xml:space="preserve"> </w:t>
-      </w:r>
-      <w:r>
-        <w:rPr>
+          <w:sz w:val="22"/>
+          <w:szCs w:val="22"/>
+        </w:rPr>
+        <w:t xml:space="preserve"> </w:t>
+      </w:r>
+      <w:r>
+        <w:rPr>
+          <w:rFonts w:ascii="Arial" w:hAnsi="Arial" w:cs="Arial"/>
           <w:spacing w:val="-6"/>
           <w:w w:val="85"/>
+          <w:sz w:val="22"/>
+          <w:szCs w:val="22"/>
         </w:rPr>
         <w:t>Credit</w:t>
       </w:r>
       <w:r>
         <w:rPr>
-          <w:spacing w:val="-12"/>
-        </w:rPr>
-        <w:t xml:space="preserve"> </w:t>
-      </w:r>
-      <w:r>
-        <w:rPr>
+          <w:rFonts w:ascii="Arial" w:hAnsi="Arial" w:cs="Arial"/>
+          <w:spacing w:val="-12"/>
+          <w:sz w:val="22"/>
+          <w:szCs w:val="22"/>
+        </w:rPr>
+        <w:t xml:space="preserve"> </w:t>
+      </w:r>
+      <w:r>
+        <w:rPr>
+          <w:rFonts w:ascii="Arial" w:hAnsi="Arial" w:cs="Arial"/>
           <w:spacing w:val="-6"/>
           <w:w w:val="85"/>
+          <w:sz w:val="22"/>
+          <w:szCs w:val="22"/>
         </w:rPr>
         <w:t>Services</w:t>
       </w:r>
       <w:r>
         <w:rPr>
+          <w:rFonts w:ascii="Arial" w:hAnsi="Arial" w:cs="Arial"/>
           <w:spacing w:val="-10"/>
-        </w:rPr>
-        <w:t xml:space="preserve"> </w:t>
-      </w:r>
-      <w:r>
-        <w:rPr>
+          <w:sz w:val="22"/>
+          <w:szCs w:val="22"/>
+        </w:rPr>
+        <w:t xml:space="preserve"> </w:t>
+      </w:r>
+      <w:r>
+        <w:rPr>
+          <w:rFonts w:ascii="Arial" w:hAnsi="Arial" w:cs="Arial"/>
           <w:spacing w:val="-6"/>
           <w:w w:val="85"/>
+          <w:sz w:val="22"/>
+          <w:szCs w:val="22"/>
         </w:rPr>
         <w:t>Private</w:t>
       </w:r>
       <w:r>
         <w:rPr>
+          <w:rFonts w:ascii="Arial" w:hAnsi="Arial" w:cs="Arial"/>
           <w:spacing w:val="-9"/>
-        </w:rPr>
-        <w:t xml:space="preserve"> </w:t>
-      </w:r>
-      <w:r>
-        <w:rPr>
+          <w:sz w:val="22"/>
+          <w:szCs w:val="22"/>
+        </w:rPr>
+        <w:t xml:space="preserve"> </w:t>
+      </w:r>
+      <w:r>
+        <w:rPr>
+          <w:rFonts w:ascii="Arial" w:hAnsi="Arial" w:cs="Arial"/>
           <w:spacing w:val="-6"/>
           <w:w w:val="85"/>
+          <w:sz w:val="22"/>
+          <w:szCs w:val="22"/>
         </w:rPr>
         <w:t>Limited</w:t>
       </w:r>
     </w:p>
     <w:p>
       <w:pPr>
-        <w:spacing w:before="167" w:line="252" w:lineRule="exact"/>
+        <w:spacing w:before="360" w:line="252" w:lineRule="exact"/>
         <w:ind w:left="90"/>
         <w:rPr>
-          <w:sz w:val="23"/>
+          <w:rFonts w:ascii="Arial" w:hAnsi="Arial" w:cs="Arial"/>
         </w:rPr>
       </w:pPr>
-      <w:r>
-        <w:rPr>
-          <w:rFonts w:ascii="Arial Narrow"/>
-          <w:sz w:val="19"/>
+      <w:proofErr w:type="spellStart"/>
+      <w:r>
+        <w:rPr>
+          <w:rFonts w:ascii="Arial" w:hAnsi="Arial" w:cs="Arial"/>
         </w:rPr>
         <w:t>Authorised</w:t>
       </w:r>
-      <w:r>
-        <w:rPr>
-          <w:rFonts w:ascii="Arial Narrow"/>
+      <w:proofErr w:type="spellEnd"/>
+      <w:r>
+        <w:rPr>
+          <w:rFonts w:ascii="Arial" w:hAnsi="Arial" w:cs="Arial"/>
           <w:spacing w:val="-3"/>
-          <w:sz w:val="19"/>
-        </w:rPr>
-        <w:t xml:space="preserve"> </w:t>
-      </w:r>
-      <w:r>
-        <w:rPr>
+        </w:rPr>
+        <w:t xml:space="preserve"> </w:t>
+      </w:r>
+      <w:r>
+        <w:rPr>
+          <w:rFonts w:ascii="Arial" w:hAnsi="Arial" w:cs="Arial"/>
           <w:spacing w:val="-2"/>
-          <w:sz w:val="23"/>
         </w:rPr>
         <w:t>signature</w:t>
       </w:r>
@@ -2053,137 +3263,199 @@
     <w:p>
       <w:pPr>
         <w:pStyle w:val="BodyText"/>
-        <w:spacing w:line="252" w:lineRule="exact"/>
+        <w:spacing w:before="120" w:line="252" w:lineRule="exact"/>
         <w:ind w:left="138"/>
       </w:pPr>
       <w:r>
         <w:rPr>
+          <w:rFonts w:ascii="Arial" w:hAnsi="Arial" w:cs="Arial"/>
           <w:spacing w:val="-6"/>
           <w:w w:val="85"/>
+          <w:sz w:val="22"/>
+          <w:szCs w:val="22"/>
         </w:rPr>
         <w:t>Note:</w:t>
       </w:r>
       <w:r>
         <w:rPr>
+          <w:rFonts w:ascii="Arial" w:hAnsi="Arial" w:cs="Arial"/>
           <w:spacing w:val="-20"/>
           <w:w w:val="85"/>
-        </w:rPr>
-        <w:t xml:space="preserve"> </w:t>
-      </w:r>
-      <w:r>
-        <w:rPr>
+          <w:sz w:val="22"/>
+          <w:szCs w:val="22"/>
+        </w:rPr>
+        <w:t xml:space="preserve"> </w:t>
+      </w:r>
+      <w:r>
+        <w:rPr>
+          <w:rFonts w:ascii="Arial" w:hAnsi="Arial" w:cs="Arial"/>
           <w:spacing w:val="-6"/>
           <w:w w:val="85"/>
+          <w:sz w:val="22"/>
+          <w:szCs w:val="22"/>
         </w:rPr>
         <w:t>This</w:t>
       </w:r>
       <w:r>
         <w:rPr>
+          <w:rFonts w:ascii="Arial" w:hAnsi="Arial" w:cs="Arial"/>
           <w:spacing w:val="-14"/>
-        </w:rPr>
-        <w:t xml:space="preserve"> </w:t>
-      </w:r>
-      <w:r>
-        <w:rPr>
+          <w:sz w:val="22"/>
+          <w:szCs w:val="22"/>
+        </w:rPr>
+        <w:t xml:space="preserve"> </w:t>
+      </w:r>
+      <w:r>
+        <w:rPr>
+          <w:rFonts w:ascii="Arial" w:hAnsi="Arial" w:cs="Arial"/>
           <w:spacing w:val="-6"/>
           <w:w w:val="85"/>
+          <w:sz w:val="22"/>
+          <w:szCs w:val="22"/>
         </w:rPr>
         <w:t>is</w:t>
       </w:r>
       <w:r>
         <w:rPr>
+          <w:rFonts w:ascii="Arial" w:hAnsi="Arial" w:cs="Arial"/>
           <w:spacing w:val="-14"/>
-        </w:rPr>
-        <w:t xml:space="preserve"> </w:t>
-      </w:r>
-      <w:r>
-        <w:rPr>
+          <w:sz w:val="22"/>
+          <w:szCs w:val="22"/>
+        </w:rPr>
+        <w:t xml:space="preserve"> </w:t>
+      </w:r>
+      <w:r>
+        <w:rPr>
+          <w:rFonts w:ascii="Arial" w:hAnsi="Arial" w:cs="Arial"/>
           <w:spacing w:val="-6"/>
           <w:w w:val="85"/>
+          <w:sz w:val="22"/>
+          <w:szCs w:val="22"/>
         </w:rPr>
         <w:t>a</w:t>
       </w:r>
       <w:r>
         <w:rPr>
+          <w:rFonts w:ascii="Arial" w:hAnsi="Arial" w:cs="Arial"/>
           <w:spacing w:val="-13"/>
-        </w:rPr>
-        <w:t xml:space="preserve"> </w:t>
-      </w:r>
-      <w:r>
-        <w:rPr>
+          <w:sz w:val="22"/>
+          <w:szCs w:val="22"/>
+        </w:rPr>
+        <w:t xml:space="preserve"> </w:t>
+      </w:r>
+      <w:proofErr w:type="spellStart"/>
+      <w:r>
+        <w:rPr>
+          <w:rFonts w:ascii="Arial" w:hAnsi="Arial" w:cs="Arial"/>
           <w:spacing w:val="-6"/>
           <w:w w:val="85"/>
+          <w:sz w:val="22"/>
+          <w:szCs w:val="22"/>
         </w:rPr>
         <w:t>systemgenerated</w:t>
       </w:r>
-      <w:r>
-        <w:rPr>
-          <w:spacing w:val="-12"/>
-        </w:rPr>
-        <w:t xml:space="preserve"> </w:t>
-      </w:r>
-      <w:r>
-        <w:rPr>
+      <w:proofErr w:type="spellEnd"/>
+      <w:r>
+        <w:rPr>
+          <w:rFonts w:ascii="Arial" w:hAnsi="Arial" w:cs="Arial"/>
+          <w:spacing w:val="-12"/>
+          <w:sz w:val="22"/>
+          <w:szCs w:val="22"/>
+        </w:rPr>
+        <w:t xml:space="preserve"> </w:t>
+      </w:r>
+      <w:r>
+        <w:rPr>
+          <w:rFonts w:ascii="Arial" w:hAnsi="Arial" w:cs="Arial"/>
           <w:spacing w:val="-6"/>
           <w:w w:val="85"/>
+          <w:sz w:val="22"/>
+          <w:szCs w:val="22"/>
         </w:rPr>
         <w:t>letter.</w:t>
       </w:r>
       <w:r>
         <w:rPr>
+          <w:rFonts w:ascii="Arial" w:hAnsi="Arial" w:cs="Arial"/>
           <w:spacing w:val="-9"/>
-        </w:rPr>
-        <w:t xml:space="preserve"> </w:t>
-      </w:r>
-      <w:r>
-        <w:rPr>
+          <w:sz w:val="22"/>
+          <w:szCs w:val="22"/>
+        </w:rPr>
+        <w:t xml:space="preserve"> </w:t>
+      </w:r>
+      <w:r>
+        <w:rPr>
+          <w:rFonts w:ascii="Arial" w:hAnsi="Arial" w:cs="Arial"/>
           <w:spacing w:val="-6"/>
           <w:w w:val="85"/>
+          <w:sz w:val="22"/>
+          <w:szCs w:val="22"/>
         </w:rPr>
         <w:t>Hence,</w:t>
       </w:r>
       <w:r>
         <w:rPr>
-          <w:spacing w:val="-8"/>
-        </w:rPr>
-        <w:t xml:space="preserve"> </w:t>
-      </w:r>
-      <w:r>
-        <w:rPr>
+          <w:rFonts w:ascii="Arial" w:hAnsi="Arial" w:cs="Arial"/>
+          <w:spacing w:val="-8"/>
+          <w:sz w:val="22"/>
+          <w:szCs w:val="22"/>
+        </w:rPr>
+        <w:t xml:space="preserve"> </w:t>
+      </w:r>
+      <w:r>
+        <w:rPr>
+          <w:rFonts w:ascii="Arial" w:hAnsi="Arial" w:cs="Arial"/>
           <w:spacing w:val="-6"/>
           <w:w w:val="85"/>
+          <w:sz w:val="22"/>
+          <w:szCs w:val="22"/>
         </w:rPr>
         <w:t>it</w:t>
       </w:r>
       <w:r>
         <w:rPr>
+          <w:rFonts w:ascii="Arial" w:hAnsi="Arial" w:cs="Arial"/>
           <w:spacing w:val="-15"/>
-        </w:rPr>
-        <w:t xml:space="preserve"> </w:t>
-      </w:r>
-      <w:r>
-        <w:rPr>
+          <w:sz w:val="22"/>
+          <w:szCs w:val="22"/>
+        </w:rPr>
+        <w:t xml:space="preserve"> </w:t>
+      </w:r>
+      <w:r>
+        <w:rPr>
+          <w:rFonts w:ascii="Arial" w:hAnsi="Arial" w:cs="Arial"/>
           <w:spacing w:val="-6"/>
           <w:w w:val="85"/>
+          <w:sz w:val="22"/>
+          <w:szCs w:val="22"/>
         </w:rPr>
         <w:t>does</w:t>
       </w:r>
       <w:r>
         <w:rPr>
+          <w:rFonts w:ascii="Arial" w:hAnsi="Arial" w:cs="Arial"/>
           <w:spacing w:val="-14"/>
-        </w:rPr>
-        <w:t xml:space="preserve"> </w:t>
-      </w:r>
-      <w:r>
-        <w:rPr>
+          <w:sz w:val="22"/>
+          <w:szCs w:val="22"/>
+        </w:rPr>
+        <w:t xml:space="preserve"> </w:t>
+      </w:r>
+      <w:r>
+        <w:rPr>
+          <w:rFonts w:ascii="Arial" w:hAnsi="Arial" w:cs="Arial"/>
           <w:spacing w:val="-6"/>
           <w:w w:val="85"/>
+          <w:sz w:val="22"/>
+          <w:szCs w:val="22"/>
         </w:rPr>
         <w:t>not</w:t>
       </w:r>
       <w:r>
         <w:rPr>
+          <w:rFonts w:ascii="Arial" w:hAnsi="Arial" w:cs="Arial"/>
           <w:spacing w:val="-15"/>
+          <w:sz w:val="22"/>
+          <w:szCs w:val="22"/>
         </w:rPr>
         <w:t xml:space="preserve"> </w:t>
       </w:r>
@@ -2233,7 +3505,7 @@
 </file>
 
 <file path=word/styles.xml><?xml version="1.0" encoding="utf-8"?>
-<w:styles xmlns:mc="http://schemas.openxmlformats.org/markup-compatibility/2006" xmlns:r="http://schemas.openxmlformats.org/officeDocument/2006/relationships" xmlns:w="http://schemas.openxmlformats.org/wordprocessingml/2006/main" xmlns:w14="http://schemas.microsoft.com/office/word/2010/wordml" xmlns:w15="http://schemas.microsoft.com/office/word/2012/wordml" xmlns:w16cex="http://schemas.microsoft.com/office/word/2018/wordml/cex" xmlns:w16cid="http://schemas.microsoft.com/office/word/2016/wordml/cid" xmlns:w16="http://schemas.microsoft.com/office/word/2018/wordml" xmlns:w16du="http://schemas.microsoft.com/office/word/2023/wordml/word16du" xmlns:w16sdtdh="http://schemas.microsoft.com/office/word/2020/wordml/sdtdatahash" xmlns:w16sdtfl="http://schemas.microsoft.com/office/word/2024/wordml/sdtformatlock" xmlns:w16se="http://schemas.microsoft.com/office/word/2015/wordml/symex" mc:Ignorable="w14 w15 w16se w16cid w16 w16cex w16sdtdh w16sdtfl w16du">
+<w:styles xmlns:mc="http://schemas.openxmlformats.org/markup-compatibility/2006" xmlns:r="http://schemas.openxmlformats.org/officeDocument/2006/relationships" xmlns:w="http://schemas.openxmlformats.org/wordprocessingml/2006/main" xmlns:w14="http://schemas.microsoft.com/office/word/2010/wordml" xmlns:w15="http://schemas.microsoft.com/office/word/2012/wordml" xmlns:w16cex="http://schemas.microsoft.com/office/word/2018/wordml/cex" xmlns:w16cid="http://schemas.microsoft.com/office/word/2016/wordml/cid" xmlns:w16="http://schemas.microsoft.com/office/word/2018/wordml" xmlns:w16sdtdh="http://schemas.microsoft.com/office/word/2020/wordml/sdtdatahash" xmlns:w16se="http://schemas.microsoft.com/office/word/2015/wordml/symex" mc:Ignorable="w14 w15 w16se w16cid w16 w16cex w16sdtdh">
   <w:docDefaults>
     <w:rPrDefault>
       <w:rPr>
